--- a/docs/心桥_产品使用文档.docx
+++ b/docs/心桥_产品使用文档.docx
@@ -2188,6 +2188,168 @@
           </w:p>
         </w:tc>
       </w:tr>
+      <w:tr>
+        <w:trPr/>
+        <w:tc>
+          <w:tcPr>
+            <w:tcW w:type="dxa" w:w="1728"/>
+            <w:vAlign w:val="center"/>
+            <w:tcMar>
+              <w:top w:w="80" w:type="dxa"/>
+              <w:bottom w:w="80" w:type="dxa"/>
+              <w:start w:w="120" w:type="dxa"/>
+              <w:end w:w="120" w:type="dxa"/>
+            </w:tcMar>
+          </w:tcPr>
+          <w:p>
+            <w:pPr>
+              <w:spacing w:before="40" w:after="40" w:line="264" w:lineRule="auto"/>
+            </w:pPr>
+            <w:r>
+              <w:rPr>
+                <w:rFonts w:ascii="Calibri" w:hAnsi="Calibri" w:eastAsia="宋体"/>
+                <w:b w:val="0"/>
+                <w:i w:val="0"/>
+                <w:sz w:val="21"/>
+              </w:rPr>
+              <w:t>所属公司</w:t>
+            </w:r>
+          </w:p>
+        </w:tc>
+        <w:tc>
+          <w:tcPr>
+            <w:tcW w:type="dxa" w:w="1008"/>
+            <w:vAlign w:val="center"/>
+            <w:tcMar>
+              <w:top w:w="80" w:type="dxa"/>
+              <w:bottom w:w="80" w:type="dxa"/>
+              <w:start w:w="120" w:type="dxa"/>
+              <w:end w:w="120" w:type="dxa"/>
+            </w:tcMar>
+          </w:tcPr>
+          <w:p>
+            <w:pPr>
+              <w:spacing w:before="40" w:after="40" w:line="264" w:lineRule="auto"/>
+            </w:pPr>
+            <w:r>
+              <w:rPr>
+                <w:rFonts w:ascii="Calibri" w:hAnsi="Calibri" w:eastAsia="宋体"/>
+                <w:b w:val="0"/>
+                <w:i w:val="0"/>
+                <w:sz w:val="21"/>
+              </w:rPr>
+              <w:t>否</w:t>
+            </w:r>
+          </w:p>
+        </w:tc>
+        <w:tc>
+          <w:tcPr>
+            <w:tcW w:type="dxa" w:w="6624"/>
+            <w:vAlign w:val="center"/>
+            <w:tcMar>
+              <w:top w:w="80" w:type="dxa"/>
+              <w:bottom w:w="80" w:type="dxa"/>
+              <w:start w:w="120" w:type="dxa"/>
+              <w:end w:w="120" w:type="dxa"/>
+            </w:tcMar>
+          </w:tcPr>
+          <w:p>
+            <w:pPr>
+              <w:spacing w:before="40" w:after="40" w:line="264" w:lineRule="auto"/>
+            </w:pPr>
+            <w:r>
+              <w:rPr>
+                <w:rFonts w:ascii="Calibri" w:hAnsi="Calibri" w:eastAsia="宋体"/>
+                <w:b w:val="0"/>
+                <w:i w:val="0"/>
+                <w:sz w:val="21"/>
+              </w:rPr>
+              <w:t>用于公私联动与客户精准画像，如 华兴制造集团</w:t>
+            </w:r>
+          </w:p>
+        </w:tc>
+      </w:tr>
+      <w:tr>
+        <w:trPr/>
+        <w:tc>
+          <w:tcPr>
+            <w:tcW w:type="dxa" w:w="1728"/>
+            <w:vAlign w:val="center"/>
+            <w:tcMar>
+              <w:top w:w="80" w:type="dxa"/>
+              <w:bottom w:w="80" w:type="dxa"/>
+              <w:start w:w="120" w:type="dxa"/>
+              <w:end w:w="120" w:type="dxa"/>
+            </w:tcMar>
+          </w:tcPr>
+          <w:p>
+            <w:pPr>
+              <w:spacing w:before="40" w:after="40" w:line="264" w:lineRule="auto"/>
+            </w:pPr>
+            <w:r>
+              <w:rPr>
+                <w:rFonts w:ascii="Calibri" w:hAnsi="Calibri" w:eastAsia="宋体"/>
+                <w:b w:val="0"/>
+                <w:i w:val="0"/>
+                <w:sz w:val="21"/>
+              </w:rPr>
+              <w:t>职位</w:t>
+            </w:r>
+          </w:p>
+        </w:tc>
+        <w:tc>
+          <w:tcPr>
+            <w:tcW w:type="dxa" w:w="1008"/>
+            <w:vAlign w:val="center"/>
+            <w:tcMar>
+              <w:top w:w="80" w:type="dxa"/>
+              <w:bottom w:w="80" w:type="dxa"/>
+              <w:start w:w="120" w:type="dxa"/>
+              <w:end w:w="120" w:type="dxa"/>
+            </w:tcMar>
+          </w:tcPr>
+          <w:p>
+            <w:pPr>
+              <w:spacing w:before="40" w:after="40" w:line="264" w:lineRule="auto"/>
+            </w:pPr>
+            <w:r>
+              <w:rPr>
+                <w:rFonts w:ascii="Calibri" w:hAnsi="Calibri" w:eastAsia="宋体"/>
+                <w:b w:val="0"/>
+                <w:i w:val="0"/>
+                <w:sz w:val="21"/>
+              </w:rPr>
+              <w:t>否</w:t>
+            </w:r>
+          </w:p>
+        </w:tc>
+        <w:tc>
+          <w:tcPr>
+            <w:tcW w:type="dxa" w:w="6624"/>
+            <w:vAlign w:val="center"/>
+            <w:tcMar>
+              <w:top w:w="80" w:type="dxa"/>
+              <w:bottom w:w="80" w:type="dxa"/>
+              <w:start w:w="120" w:type="dxa"/>
+              <w:end w:w="120" w:type="dxa"/>
+            </w:tcMar>
+          </w:tcPr>
+          <w:p>
+            <w:pPr>
+              <w:spacing w:before="40" w:after="40" w:line="264" w:lineRule="auto"/>
+            </w:pPr>
+            <w:r>
+              <w:rPr>
+                <w:rFonts w:ascii="Calibri" w:hAnsi="Calibri" w:eastAsia="宋体"/>
+                <w:b w:val="0"/>
+                <w:i w:val="0"/>
+                <w:sz w:val="21"/>
+              </w:rPr>
+              <w:t>如 总经理 / 财务总监</w:t>
+            </w:r>
+          </w:p>
+        </w:tc>
+      </w:tr>
     </w:tbl>
     <w:p>
       <w:pPr>
@@ -2258,7 +2420,7 @@
           <w:i w:val="0"/>
           <w:sz w:val="22"/>
         </w:rPr>
-        <w:t>客户详情页集中展示客户完整信息（编号、性别、行业、生日、距离生日天数、备注），并提供“编辑客户 / 生成祝福 / 完成维护”快捷操作。“家属关系”模块可登记客户家属（夫妻 / 子女 / 父母 / 其他）：既能关联系统内已有客户（点击家属姓名可直接跳转到对方详情页），也能仅登记姓名与备注，用于客户家庭关系维护。“历史维护记录”模块按时间倒序展示该客户过往全部维护记录，每条记录包含维护日期与内容，可直接在此二次编辑。</w:t>
+        <w:t>客户详情页集中展示客户完整信息（编号、性别、行业、生日、距离生日天数、备注），并提供“编辑客户 / 生成祝福 / 完成维护”快捷操作。“家属关系”模块可登记客户家属（夫妻 / 子女 / 父母 / 其他）：支持按客户编号或姓名搜索添加关联客户（点击家属姓名可直接跳转到对方详情页），也可仅登记姓名与备注；关联关系双向自动同步，被添加客户的详情页会同步出现对应从属关系（如 A 添加“子女 B”，B 的详情页自动显示“父母 A”）。删除关联时双方同步移除。“历史维护记录”模块按时间倒序展示该客户过往全部维护记录，每条记录包含维护日期与内容，可直接在此二次编辑。</w:t>
       </w:r>
     </w:p>
     <w:p>
@@ -4373,7 +4535,7 @@
           <w:i w:val="0"/>
           <w:sz w:val="22"/>
         </w:rPr>
-        <w:t>进入客户详情页 → “家属关系” → 新增家属，选择关系类型（夫妻 / 子女 / 父母 / 其他），可关联系统内已有客户或仅填写姓名与备注。</w:t>
+        <w:t>进入客户详情页 → “家属关系” → 新增家属，选择关系类型（夫妻 / 子女 / 父母 / 其他），可按客户编号或姓名搜索添加关联客户（双向自动同步），或仅填写姓名与备注。</w:t>
       </w:r>
     </w:p>
     <w:p>

--- a/docs/心桥_产品使用文档.docx
+++ b/docs/心桥_产品使用文档.docx
@@ -4246,7 +4246,7 @@
           <w:i w:val="0"/>
           <w:sz w:val="22"/>
         </w:rPr>
-        <w:t>数据导出：导出全部客户与维护记录（.xlsx），用于备份；</w:t>
+        <w:t>数据导出：导出全部客户、维护记录与家属关系（.xlsx），用于备份；</w:t>
       </w:r>
     </w:p>
     <w:p>
@@ -4399,7 +4399,7 @@
           <w:i w:val="0"/>
           <w:sz w:val="22"/>
         </w:rPr>
-        <w:t>清空将永久删除全部客户与维护记录，删除后不可恢复，请谨慎操作。</w:t>
+        <w:t>清空将永久删除全部客户、维护记录与家属关系，删除后不可恢复，请谨慎操作。</w:t>
       </w:r>
     </w:p>
     <w:p>

--- a/docs/心桥_产品使用文档.docx
+++ b/docs/心桥_产品使用文档.docx
@@ -2420,7 +2420,7 @@
           <w:i w:val="0"/>
           <w:sz w:val="22"/>
         </w:rPr>
-        <w:t>客户详情页集中展示客户完整信息（编号、性别、行业、生日、距离生日天数、备注），并提供“编辑客户 / 生成祝福 / 完成维护”快捷操作。“家属关系”模块可登记客户家属（夫妻 / 子女 / 父母 / 其他）：支持按客户编号或姓名搜索添加关联客户（点击家属姓名可直接跳转到对方详情页），也可仅登记姓名与备注；关联关系双向自动同步，被添加客户的详情页会同步出现对应从属关系（如 A 添加“子女 B”，B 的详情页自动显示“父母 A”）。删除关联时双方同步移除。“历史维护记录”模块按时间倒序展示该客户过往全部维护记录，每条记录包含维护日期与内容，可直接在此二次编辑。</w:t>
+        <w:t>客户详情页集中展示客户完整信息（编号、性别、行业、生日、距离生日天数、备注、公司、职位），并提供“编辑客户 / 生成祝福 / 完成维护”快捷操作。“家属关系”模块可登记客户家属（夫妻 / 子女 / 父母 / 其他）：支持按客户编号或姓名搜索添加关联客户（点击家属姓名可直接跳转到对方详情页），也可仅登记姓名与备注；关联关系双向自动同步，被添加客户的详情页会同步出现对应从属关系（如 A 添加“子女 B”，B 的详情页自动显示“父母 A”）。删除关联时双方同步移除。客户编辑弹窗内同样提供家属关系维护入口，首页今日卡片、客户列表行、提醒时间线均可点击进入客户详情。“历史维护记录”模块按时间倒序展示该客户过往全部维护记录，每条记录包含维护日期与内容，可直接在此二次编辑。</w:t>
       </w:r>
     </w:p>
     <w:p>
@@ -2447,7 +2447,7 @@
           <w:i w:val="0"/>
           <w:sz w:val="22"/>
         </w:rPr>
-        <w:t>编辑：客户列表行内点击编辑图标，或进入客户详情后点击“编辑客户”；</w:t>
+        <w:t>编辑：客户列表行内点击编辑图标（或直接点击该行），或进入客户详情后点击“编辑客户”；编辑弹窗内可直接维护家属关系；</w:t>
       </w:r>
     </w:p>
     <w:p>

--- a/docs/心桥_产品使用文档.docx
+++ b/docs/心桥_产品使用文档.docx
@@ -63,7 +63,7 @@
           <w:color w:val="7F7F7F"/>
           <w:sz w:val="21"/>
         </w:rPr>
-        <w:t>版本：V1.0</w:t>
+        <w:t>版本：V1.1</w:t>
       </w:r>
     </w:p>
     <w:p>
@@ -111,7 +111,23 @@
           <w:color w:val="7F7F7F"/>
           <w:sz w:val="21"/>
         </w:rPr>
-        <w:t>运行方式：浏览器本地运行（数据存储于本机 IndexedDB，无需服务器）</w:t>
+        <w:t>访问方式：通过浏览器访问 https://xinqiao.ninkoro.com（唯一访问入口）</w:t>
+      </w:r>
+    </w:p>
+    <w:p>
+      <w:pPr>
+        <w:spacing w:before="0" w:after="120" w:line="300" w:lineRule="auto"/>
+        <w:jc w:val="center"/>
+      </w:pPr>
+      <w:r>
+        <w:rPr>
+          <w:rFonts w:ascii="Calibri" w:hAnsi="Calibri" w:eastAsia="宋体"/>
+          <w:b w:val="0"/>
+          <w:i w:val="0"/>
+          <w:color w:val="7F7F7F"/>
+          <w:sz w:val="21"/>
+        </w:rPr>
+        <w:t>数据存储：本机浏览器 IndexedDB（隐私友好，无需服务器）</w:t>
       </w:r>
     </w:p>
     <w:p>
@@ -603,12 +619,7 @@
     </w:p>
     <w:p>
       <w:pPr>
-        <w:spacing w:after="80" w:line="300" w:lineRule="auto"/>
-        <w:numPr>
-          <w:ilvl w:val="0"/>
-          <w:numId w:val="100"/>
-        </w:numPr>
-        <w:ind w:left="540" w:hanging="270"/>
+        <w:spacing w:before="0" w:after="120" w:line="300" w:lineRule="auto"/>
       </w:pPr>
       <w:r>
         <w:rPr>
@@ -617,17 +628,73 @@
           <w:i w:val="0"/>
           <w:sz w:val="22"/>
         </w:rPr>
-        <w:t>在线访问（推荐）：https://xinqiao.ninkoro.com，支持 PWA 安装与离线使用；</w:t>
+        <w:t>心桥的唯一访问入口为网页地址：https://xinqiao.ninkoro.com。使用电脑或手机浏览器打开即可使用，无需安装任何软件；首次访问后支持断网离线查看与记录，也可将网页添加到桌面或手机主屏获得更接近 App 的体验（见 2.2、2.3 节）。</w:t>
+      </w:r>
+    </w:p>
+    <w:tbl>
+      <w:tblPr>
+        <w:tblStyle w:val="TableGrid"/>
+        <w:tblW w:type="dxa" w:w="9360"/>
+        <w:jc w:val="left"/>
+        <w:tblLayout w:type="fixed"/>
+        <w:tblLook w:firstColumn="1" w:firstRow="1" w:lastColumn="0" w:lastRow="0" w:noHBand="0" w:noVBand="1" w:val="04A0"/>
+        <w:tblInd w:type="dxa" w:w="120"/>
+      </w:tblPr>
+      <w:tblGrid>
+        <w:gridCol w:w="9360"/>
+      </w:tblGrid>
+      <w:tr>
+        <w:trPr/>
+        <w:tc>
+          <w:tcPr>
+            <w:tcW w:type="dxa" w:w="9360"/>
+            <w:shd w:val="clear" w:color="auto" w:fill="F4F6F9"/>
+            <w:vAlign w:val="center"/>
+            <w:tcMar>
+              <w:top w:w="80" w:type="dxa"/>
+              <w:bottom w:w="80" w:type="dxa"/>
+              <w:start w:w="120" w:type="dxa"/>
+              <w:end w:w="120" w:type="dxa"/>
+            </w:tcMar>
+          </w:tcPr>
+          <w:p>
+            <w:pPr>
+              <w:spacing w:before="80" w:after="80" w:line="300" w:lineRule="auto"/>
+            </w:pPr>
+            <w:r>
+              <w:rPr>
+                <w:rFonts w:ascii="Calibri" w:hAnsi="Calibri" w:eastAsia="宋体"/>
+                <w:b/>
+                <w:i w:val="0"/>
+                <w:color w:val="0B2545"/>
+                <w:sz w:val="22"/>
+              </w:rPr>
+              <w:t>重要提示：</w:t>
+            </w:r>
+            <w:r>
+              <w:rPr>
+                <w:rFonts w:ascii="Calibri" w:hAnsi="Calibri" w:eastAsia="宋体"/>
+                <w:b w:val="0"/>
+                <w:i w:val="0"/>
+                <w:sz w:val="22"/>
+              </w:rPr>
+              <w:t>请始终通过 https://xinqiao.ninkoro.com 访问心桥；使用其他来源的副本或离线文件无法保证功能完整与数据安全。</w:t>
+            </w:r>
+          </w:p>
+        </w:tc>
+      </w:tr>
+    </w:tbl>
+    <w:p>
+      <w:pPr>
+        <w:pStyle w:val="Heading2"/>
+      </w:pPr>
+      <w:r>
+        <w:t>2.2  安装为应用（PWA）</w:t>
       </w:r>
     </w:p>
     <w:p>
       <w:pPr>
-        <w:spacing w:after="80" w:line="300" w:lineRule="auto"/>
-        <w:numPr>
-          <w:ilvl w:val="0"/>
-          <w:numId w:val="100"/>
-        </w:numPr>
-        <w:ind w:left="540" w:hanging="270"/>
+        <w:spacing w:before="0" w:after="120" w:line="300" w:lineRule="auto"/>
       </w:pPr>
       <w:r>
         <w:rPr>
@@ -636,34 +703,7 @@
           <w:i w:val="0"/>
           <w:sz w:val="22"/>
         </w:rPr>
-        <w:t>本地直接使用：构建后双击 dist/index.html（单文件自包含，无需安装任何服务）；</w:t>
-      </w:r>
-    </w:p>
-    <w:p>
-      <w:pPr>
-        <w:spacing w:after="80" w:line="300" w:lineRule="auto"/>
-        <w:numPr>
-          <w:ilvl w:val="0"/>
-          <w:numId w:val="100"/>
-        </w:numPr>
-        <w:ind w:left="540" w:hanging="270"/>
-      </w:pPr>
-      <w:r>
-        <w:rPr>
-          <w:rFonts w:ascii="Calibri" w:hAnsi="Calibri" w:eastAsia="宋体"/>
-          <w:b w:val="0"/>
-          <w:i w:val="0"/>
-          <w:sz w:val="22"/>
-        </w:rPr>
-        <w:t>本地开发预览：运行 npm run preview 后访问 http://localhost:4173；</w:t>
-      </w:r>
-    </w:p>
-    <w:p>
-      <w:pPr>
-        <w:pStyle w:val="Heading2"/>
-      </w:pPr>
-      <w:r>
-        <w:t>2.2  安装为应用（PWA）</w:t>
+        <w:t>以下安装方式均基于同一网页地址 xinqiao.ninkoro.com，仅是“把网页快捷方式添加到桌面/主屏”，并非独立的分发渠道，数据与网页版完全一致。</w:t>
       </w:r>
     </w:p>
     <w:p>
@@ -4465,7 +4505,7 @@
           <w:i w:val="0"/>
           <w:sz w:val="22"/>
         </w:rPr>
-        <w:t>直接双击页面是空白怎么办？</w:t>
+        <w:t>如何访问心桥？</w:t>
       </w:r>
     </w:p>
     <w:p>
@@ -4479,7 +4519,35 @@
           <w:i w:val="0"/>
           <w:sz w:val="22"/>
         </w:rPr>
-        <w:t>请使用构建后的 dist/index.html（单文件），或通过本地服务 / 在线地址访问；PWA 安装与离线能力需要 https 或 localhost 环境。</w:t>
+        <w:t>唯一访问入口为网页 https://xinqiao.ninkoro.com，使用 Chrome / Edge / Safari 打开即可；可将网页添加到桌面或主屏幕作为快捷方式。数据保存在本机浏览器，清除浏览器数据前请先导出备份。</w:t>
+      </w:r>
+    </w:p>
+    <w:p>
+      <w:pPr>
+        <w:spacing w:before="120" w:after="40"/>
+      </w:pPr>
+      <w:r>
+        <w:rPr>
+          <w:rFonts w:ascii="Calibri" w:hAnsi="Calibri" w:eastAsia="宋体"/>
+          <w:b/>
+          <w:i w:val="0"/>
+          <w:sz w:val="22"/>
+        </w:rPr>
+        <w:t>浏览器提示无法打开页面怎么办？</w:t>
+      </w:r>
+    </w:p>
+    <w:p>
+      <w:pPr>
+        <w:spacing w:before="0" w:after="120" w:line="300" w:lineRule="auto"/>
+      </w:pPr>
+      <w:r>
+        <w:rPr>
+          <w:rFonts w:ascii="Calibri" w:hAnsi="Calibri" w:eastAsia="宋体"/>
+          <w:b w:val="0"/>
+          <w:i w:val="0"/>
+          <w:sz w:val="22"/>
+        </w:rPr>
+        <w:t>请检查网络连接与 https://xinqiao.ninkoro.com 地址是否完整，稍后刷新重试；如有疑问可联系网站管理员。</w:t>
       </w:r>
     </w:p>
     <w:p>
@@ -5003,7 +5071,7 @@
                 <w:i w:val="0"/>
                 <w:sz w:val="21"/>
               </w:rPr>
-              <w:t>V1.0</w:t>
+              <w:t>V1.1</w:t>
             </w:r>
           </w:p>
         </w:tc>
@@ -5142,7 +5210,7 @@
                 <w:i w:val="0"/>
                 <w:sz w:val="21"/>
               </w:rPr>
-              <w:t>部署方式</w:t>
+              <w:t>访问方式</w:t>
             </w:r>
           </w:p>
         </w:tc>
@@ -5168,7 +5236,7 @@
                 <w:i w:val="0"/>
                 <w:sz w:val="21"/>
               </w:rPr>
-              <w:t>个人网站（xinqiao.ninkoro.com）/ 本地单文件（dist/index.html）</w:t>
+              <w:t>浏览器访问 https://xinqiao.ninkoro.com（唯一入口）</w:t>
             </w:r>
           </w:p>
         </w:tc>
@@ -5417,6 +5485,61 @@
                 <w:sz w:val="21"/>
               </w:rPr>
               <w:t>入口</w:t>
+            </w:r>
+          </w:p>
+        </w:tc>
+      </w:tr>
+      <w:tr>
+        <w:trPr/>
+        <w:tc>
+          <w:tcPr>
+            <w:tcW w:type="dxa" w:w="3456"/>
+            <w:vAlign w:val="center"/>
+            <w:tcMar>
+              <w:top w:w="80" w:type="dxa"/>
+              <w:bottom w:w="80" w:type="dxa"/>
+              <w:start w:w="120" w:type="dxa"/>
+              <w:end w:w="120" w:type="dxa"/>
+            </w:tcMar>
+          </w:tcPr>
+          <w:p>
+            <w:pPr>
+              <w:spacing w:before="40" w:after="40" w:line="264" w:lineRule="auto"/>
+            </w:pPr>
+            <w:r>
+              <w:rPr>
+                <w:rFonts w:ascii="Calibri" w:hAnsi="Calibri" w:eastAsia="宋体"/>
+                <w:b w:val="0"/>
+                <w:i w:val="0"/>
+                <w:sz w:val="21"/>
+              </w:rPr>
+              <w:t>访问心桥</w:t>
+            </w:r>
+          </w:p>
+        </w:tc>
+        <w:tc>
+          <w:tcPr>
+            <w:tcW w:type="dxa" w:w="5904"/>
+            <w:vAlign w:val="center"/>
+            <w:tcMar>
+              <w:top w:w="80" w:type="dxa"/>
+              <w:bottom w:w="80" w:type="dxa"/>
+              <w:start w:w="120" w:type="dxa"/>
+              <w:end w:w="120" w:type="dxa"/>
+            </w:tcMar>
+          </w:tcPr>
+          <w:p>
+            <w:pPr>
+              <w:spacing w:before="40" w:after="40" w:line="264" w:lineRule="auto"/>
+            </w:pPr>
+            <w:r>
+              <w:rPr>
+                <w:rFonts w:ascii="Calibri" w:hAnsi="Calibri" w:eastAsia="宋体"/>
+                <w:b w:val="0"/>
+                <w:i w:val="0"/>
+                <w:sz w:val="21"/>
+              </w:rPr>
+              <w:t>浏览器打开 https://xinqiao.ninkoro.com</w:t>
             </w:r>
           </w:p>
         </w:tc>

--- a/docs/心桥_产品使用文档.docx
+++ b/docs/心桥_产品使用文档.docx
@@ -1899,7 +1899,7 @@
                 <w:i w:val="0"/>
                 <w:sz w:val="21"/>
               </w:rPr>
-              <w:t>支持 YYYY-MM-DD 或仅月日 MM-DD（如 08-05）</w:t>
+              <w:t>支持多种格式自动识别：1990-08-05、08-05、1990年8月5日、8月5日 等，统一保存</w:t>
             </w:r>
           </w:p>
         </w:tc>

--- a/docs/心桥_产品使用文档.docx
+++ b/docs/心桥_产品使用文档.docx
@@ -63,7 +63,7 @@
           <w:color w:val="7F7F7F"/>
           <w:sz w:val="21"/>
         </w:rPr>
-        <w:t>版本：V1.1</w:t>
+        <w:t>版本：V1.2</w:t>
       </w:r>
     </w:p>
     <w:p>
@@ -128,6 +128,22 @@
           <w:sz w:val="21"/>
         </w:rPr>
         <w:t>数据存储：本机浏览器 IndexedDB（隐私友好，无需服务器）</w:t>
+      </w:r>
+    </w:p>
+    <w:p>
+      <w:pPr>
+        <w:spacing w:before="0" w:after="120" w:line="300" w:lineRule="auto"/>
+        <w:jc w:val="center"/>
+      </w:pPr>
+      <w:r>
+        <w:rPr>
+          <w:rFonts w:ascii="Calibri" w:hAnsi="Calibri" w:eastAsia="宋体"/>
+          <w:b w:val="0"/>
+          <w:i w:val="0"/>
+          <w:color w:val="7F7F7F"/>
+          <w:sz w:val="21"/>
+        </w:rPr>
+        <w:t>全量版：含全部已上线功能与每个功能的设计考量说明</w:t>
       </w:r>
     </w:p>
     <w:p>
@@ -500,6 +516,101 @@
           <w:sz w:val="22"/>
         </w:rPr>
         <w:t>维护记录：电话/微信记录、自动记录日期，支持二次编辑；</w:t>
+      </w:r>
+    </w:p>
+    <w:p>
+      <w:pPr>
+        <w:spacing w:after="80" w:line="300" w:lineRule="auto"/>
+        <w:numPr>
+          <w:ilvl w:val="0"/>
+          <w:numId w:val="100"/>
+        </w:numPr>
+        <w:ind w:left="540" w:hanging="270"/>
+      </w:pPr>
+      <w:r>
+        <w:rPr>
+          <w:rFonts w:ascii="Calibri" w:hAnsi="Calibri" w:eastAsia="宋体"/>
+          <w:b w:val="0"/>
+          <w:i w:val="0"/>
+          <w:sz w:val="22"/>
+        </w:rPr>
+        <w:t>客户星标：C 类客户也能被单独标记置顶，重要客户不遗漏；</w:t>
+      </w:r>
+    </w:p>
+    <w:p>
+      <w:pPr>
+        <w:spacing w:after="80" w:line="300" w:lineRule="auto"/>
+        <w:numPr>
+          <w:ilvl w:val="0"/>
+          <w:numId w:val="100"/>
+        </w:numPr>
+        <w:ind w:left="540" w:hanging="270"/>
+      </w:pPr>
+      <w:r>
+        <w:rPr>
+          <w:rFonts w:ascii="Calibri" w:hAnsi="Calibri" w:eastAsia="宋体"/>
+          <w:b w:val="0"/>
+          <w:i w:val="0"/>
+          <w:sz w:val="22"/>
+        </w:rPr>
+        <w:t>生日画像标签：含年份的生日自动显示年龄、属相、本命年、星座；</w:t>
+      </w:r>
+    </w:p>
+    <w:p>
+      <w:pPr>
+        <w:spacing w:after="80" w:line="300" w:lineRule="auto"/>
+        <w:numPr>
+          <w:ilvl w:val="0"/>
+          <w:numId w:val="100"/>
+        </w:numPr>
+        <w:ind w:left="540" w:hanging="270"/>
+      </w:pPr>
+      <w:r>
+        <w:rPr>
+          <w:rFonts w:ascii="Calibri" w:hAnsi="Calibri" w:eastAsia="宋体"/>
+          <w:b w:val="0"/>
+          <w:i w:val="0"/>
+          <w:sz w:val="22"/>
+        </w:rPr>
+        <w:t>家属关系增强：关联人生日倒计时、备注跟随关联人本人；</w:t>
+      </w:r>
+    </w:p>
+    <w:p>
+      <w:pPr>
+        <w:spacing w:after="80" w:line="300" w:lineRule="auto"/>
+        <w:numPr>
+          <w:ilvl w:val="0"/>
+          <w:numId w:val="100"/>
+        </w:numPr>
+        <w:ind w:left="540" w:hanging="270"/>
+      </w:pPr>
+      <w:r>
+        <w:rPr>
+          <w:rFonts w:ascii="Calibri" w:hAnsi="Calibri" w:eastAsia="宋体"/>
+          <w:b w:val="0"/>
+          <w:i w:val="0"/>
+          <w:sz w:val="22"/>
+        </w:rPr>
+        <w:t>数据备份提醒：完成关怀后提醒及时导出，避免清缓存/换机丢数据；</w:t>
+      </w:r>
+    </w:p>
+    <w:p>
+      <w:pPr>
+        <w:spacing w:after="80" w:line="300" w:lineRule="auto"/>
+        <w:numPr>
+          <w:ilvl w:val="0"/>
+          <w:numId w:val="100"/>
+        </w:numPr>
+        <w:ind w:left="540" w:hanging="270"/>
+      </w:pPr>
+      <w:r>
+        <w:rPr>
+          <w:rFonts w:ascii="Calibri" w:hAnsi="Calibri" w:eastAsia="宋体"/>
+          <w:b w:val="0"/>
+          <w:i w:val="0"/>
+          <w:sz w:val="22"/>
+        </w:rPr>
+        <w:t>轻量化导入导出：模板精简、导出跳过空单元格，文件更小更快；</w:t>
       </w:r>
     </w:p>
     <w:p>
@@ -601,6 +712,59 @@
         <w:t>换设备前请先在“设置 → 数据导出”导出备份，再在新设备导入。</w:t>
       </w:r>
     </w:p>
+    <w:tbl>
+      <w:tblPr>
+        <w:tblStyle w:val="TableGrid"/>
+        <w:tblW w:type="dxa" w:w="9360"/>
+        <w:jc w:val="left"/>
+        <w:tblLayout w:type="fixed"/>
+        <w:tblLook w:firstColumn="1" w:firstRow="1" w:lastColumn="0" w:lastRow="0" w:noHBand="0" w:noVBand="1" w:val="04A0"/>
+        <w:tblInd w:type="dxa" w:w="120"/>
+      </w:tblPr>
+      <w:tblGrid>
+        <w:gridCol w:w="9360"/>
+      </w:tblGrid>
+      <w:tr>
+        <w:trPr/>
+        <w:tc>
+          <w:tcPr>
+            <w:tcW w:type="dxa" w:w="9360"/>
+            <w:shd w:val="clear" w:color="auto" w:fill="F4F6F9"/>
+            <w:vAlign w:val="center"/>
+            <w:tcMar>
+              <w:top w:w="80" w:type="dxa"/>
+              <w:bottom w:w="80" w:type="dxa"/>
+              <w:start w:w="120" w:type="dxa"/>
+              <w:end w:w="120" w:type="dxa"/>
+            </w:tcMar>
+          </w:tcPr>
+          <w:p>
+            <w:pPr>
+              <w:spacing w:before="80" w:after="80" w:line="300" w:lineRule="auto"/>
+            </w:pPr>
+            <w:r>
+              <w:rPr>
+                <w:rFonts w:ascii="Calibri" w:hAnsi="Calibri" w:eastAsia="宋体"/>
+                <w:b/>
+                <w:i w:val="0"/>
+                <w:color w:val="0B2545"/>
+                <w:sz w:val="22"/>
+              </w:rPr>
+              <w:t>设计考量：</w:t>
+            </w:r>
+            <w:r>
+              <w:rPr>
+                <w:rFonts w:ascii="Calibri" w:hAnsi="Calibri" w:eastAsia="宋体"/>
+                <w:b w:val="0"/>
+                <w:i w:val="0"/>
+                <w:sz w:val="22"/>
+              </w:rPr>
+              <w:t>数据只存在本机，是隐私与零成本的结果，但也意味着“清缓存、清历史、换手机”都可能让数据消失。因此产品在完成关怀后会提醒你及时导出，并持续把模板与导出文件做得更轻，方便备份与迁移。</w:t>
+            </w:r>
+          </w:p>
+        </w:tc>
+      </w:tr>
+    </w:tbl>
     <w:p>
       <w:pPr>
         <w:pStyle w:val="Heading1"/>
@@ -679,6 +843,59 @@
                 <w:sz w:val="22"/>
               </w:rPr>
               <w:t>请始终通过 https://xinqiao.ninkoro.com 访问心桥；使用其他来源的副本或离线文件无法保证功能完整与数据安全。</w:t>
+            </w:r>
+          </w:p>
+        </w:tc>
+      </w:tr>
+    </w:tbl>
+    <w:tbl>
+      <w:tblPr>
+        <w:tblStyle w:val="TableGrid"/>
+        <w:tblW w:type="dxa" w:w="9360"/>
+        <w:jc w:val="left"/>
+        <w:tblLayout w:type="fixed"/>
+        <w:tblLook w:firstColumn="1" w:firstRow="1" w:lastColumn="0" w:lastRow="0" w:noHBand="0" w:noVBand="1" w:val="04A0"/>
+        <w:tblInd w:type="dxa" w:w="120"/>
+      </w:tblPr>
+      <w:tblGrid>
+        <w:gridCol w:w="9360"/>
+      </w:tblGrid>
+      <w:tr>
+        <w:trPr/>
+        <w:tc>
+          <w:tcPr>
+            <w:tcW w:type="dxa" w:w="9360"/>
+            <w:shd w:val="clear" w:color="auto" w:fill="F4F6F9"/>
+            <w:vAlign w:val="center"/>
+            <w:tcMar>
+              <w:top w:w="80" w:type="dxa"/>
+              <w:bottom w:w="80" w:type="dxa"/>
+              <w:start w:w="120" w:type="dxa"/>
+              <w:end w:w="120" w:type="dxa"/>
+            </w:tcMar>
+          </w:tcPr>
+          <w:p>
+            <w:pPr>
+              <w:spacing w:before="80" w:after="80" w:line="300" w:lineRule="auto"/>
+            </w:pPr>
+            <w:r>
+              <w:rPr>
+                <w:rFonts w:ascii="Calibri" w:hAnsi="Calibri" w:eastAsia="宋体"/>
+                <w:b/>
+                <w:i w:val="0"/>
+                <w:color w:val="0B2545"/>
+                <w:sz w:val="22"/>
+              </w:rPr>
+              <w:t>设计考量：</w:t>
+            </w:r>
+            <w:r>
+              <w:rPr>
+                <w:rFonts w:ascii="Calibri" w:hAnsi="Calibri" w:eastAsia="宋体"/>
+                <w:b w:val="0"/>
+                <w:i w:val="0"/>
+                <w:sz w:val="22"/>
+              </w:rPr>
+              <w:t>只保留一个访问入口，是为了让你永远用的是最新版本，也避免“文件版本不一致导致数据对不上”的困扰；网页应用的安装与离线能力都基于同一个地址，数据始终一致。</w:t>
             </w:r>
           </w:p>
         </w:tc>
@@ -1327,6 +1544,59 @@
         <w:t>点击任一卡片可进入客户详情页，查看完整资料与历史维护记录。</w:t>
       </w:r>
     </w:p>
+    <w:tbl>
+      <w:tblPr>
+        <w:tblStyle w:val="TableGrid"/>
+        <w:tblW w:type="dxa" w:w="9360"/>
+        <w:jc w:val="left"/>
+        <w:tblLayout w:type="fixed"/>
+        <w:tblLook w:firstColumn="1" w:firstRow="1" w:lastColumn="0" w:lastRow="0" w:noHBand="0" w:noVBand="1" w:val="04A0"/>
+        <w:tblInd w:type="dxa" w:w="120"/>
+      </w:tblPr>
+      <w:tblGrid>
+        <w:gridCol w:w="9360"/>
+      </w:tblGrid>
+      <w:tr>
+        <w:trPr/>
+        <w:tc>
+          <w:tcPr>
+            <w:tcW w:type="dxa" w:w="9360"/>
+            <w:shd w:val="clear" w:color="auto" w:fill="F4F6F9"/>
+            <w:vAlign w:val="center"/>
+            <w:tcMar>
+              <w:top w:w="80" w:type="dxa"/>
+              <w:bottom w:w="80" w:type="dxa"/>
+              <w:start w:w="120" w:type="dxa"/>
+              <w:end w:w="120" w:type="dxa"/>
+            </w:tcMar>
+          </w:tcPr>
+          <w:p>
+            <w:pPr>
+              <w:spacing w:before="80" w:after="80" w:line="300" w:lineRule="auto"/>
+            </w:pPr>
+            <w:r>
+              <w:rPr>
+                <w:rFonts w:ascii="Calibri" w:hAnsi="Calibri" w:eastAsia="宋体"/>
+                <w:b/>
+                <w:i w:val="0"/>
+                <w:color w:val="0B2545"/>
+                <w:sz w:val="22"/>
+              </w:rPr>
+              <w:t>设计考量：</w:t>
+            </w:r>
+            <w:r>
+              <w:rPr>
+                <w:rFonts w:ascii="Calibri" w:hAnsi="Calibri" w:eastAsia="宋体"/>
+                <w:b w:val="0"/>
+                <w:i w:val="0"/>
+                <w:sz w:val="22"/>
+              </w:rPr>
+              <w:t>首页只回答三个问题：今天该维护谁、近期该准备谁、重点在哪里。今日卡片自带“生成祝福 / 完成维护”，让你在一条路径上完成“看名单 → 发祝福 → 记结果”，不来回跳页面。</w:t>
+            </w:r>
+          </w:p>
+        </w:tc>
+      </w:tr>
+    </w:tbl>
     <w:p>
       <w:pPr>
         <w:pStyle w:val="Heading1"/>
@@ -1479,6 +1749,44 @@
           <w:sz w:val="22"/>
         </w:rPr>
         <w:t>筛选：按等级（A/B/C）、时间（今日生日 / 未来 7 天 / 本月生日）、行业组合筛选；</w:t>
+      </w:r>
+    </w:p>
+    <w:p>
+      <w:pPr>
+        <w:spacing w:after="80" w:line="300" w:lineRule="auto"/>
+        <w:numPr>
+          <w:ilvl w:val="0"/>
+          <w:numId w:val="100"/>
+        </w:numPr>
+        <w:ind w:left="540" w:hanging="270"/>
+      </w:pPr>
+      <w:r>
+        <w:rPr>
+          <w:rFonts w:ascii="Calibri" w:hAnsi="Calibri" w:eastAsia="宋体"/>
+          <w:b w:val="0"/>
+          <w:i w:val="0"/>
+          <w:sz w:val="22"/>
+        </w:rPr>
+        <w:t>星标：列表行可一键设为星标，星标客户自动置顶，并可通过“星标”筛选单独查看；</w:t>
+      </w:r>
+    </w:p>
+    <w:p>
+      <w:pPr>
+        <w:spacing w:after="80" w:line="300" w:lineRule="auto"/>
+        <w:numPr>
+          <w:ilvl w:val="0"/>
+          <w:numId w:val="100"/>
+        </w:numPr>
+        <w:ind w:left="540" w:hanging="270"/>
+      </w:pPr>
+      <w:r>
+        <w:rPr>
+          <w:rFonts w:ascii="Calibri" w:hAnsi="Calibri" w:eastAsia="宋体"/>
+          <w:b w:val="0"/>
+          <w:i w:val="0"/>
+          <w:sz w:val="22"/>
+        </w:rPr>
+        <w:t>生日标签：生日含年份的客户，列表自动显示年龄、属相、星座，本命年客户额外高亮；</w:t>
       </w:r>
     </w:p>
     <w:p>
@@ -2460,7 +2768,7 @@
           <w:i w:val="0"/>
           <w:sz w:val="22"/>
         </w:rPr>
-        <w:t>客户详情页集中展示客户完整信息（编号、性别、行业、生日、距离生日天数、备注、公司、职位），并提供“编辑客户 / 生成祝福 / 完成维护”快捷操作。“家属关系”模块可登记客户家属（夫妻 / 子女 / 父母 / 其他）：支持按客户编号或姓名搜索添加关联客户（点击家属姓名可直接跳转到对方详情页），也可仅登记姓名与备注；关联关系双向自动同步，被添加客户的详情页会同步出现对应从属关系（如 A 添加“子女 B”，B 的详情页自动显示“父母 A”）。删除关联时双方同步移除。客户编辑弹窗内同样提供家属关系维护入口，首页今日卡片、客户列表行、提醒时间线均可点击进入客户详情。“历史维护记录”模块按时间倒序展示该客户过往全部维护记录，每条记录包含维护日期与内容，可直接在此二次编辑。</w:t>
+        <w:t>客户详情页集中展示客户完整信息（编号、性别、行业、生日、距离生日天数、备注、公司、职位），生日含年份时还会显示年龄、属相、星座与本命年标签，并提供“编辑客户 / 生成祝福 / 完成维护”快捷操作。“家属关系”模块可登记客户家属（夫妻 / 子女 / 父母 / 其他）：支持按客户编号或姓名搜索添加关联客户（点击家属姓名可直接跳转到对方详情页，并显示该关联人的生日倒计时，如“生日：6 天后”），也可仅登记姓名；关联关系双向自动同步，被添加客户的详情页会同步出现对应从属关系（如 A 添加“子女 B”，B 的详情页自动显示“父母 A”）。家属关系的备注跟随关联人本人：例如在张小姐的档案里为父亲张先生填写“喜欢雪茄”，这条信息会出现在张先生本人的信息中，而不会串到“张先生的子女张小姐”条目上，送礼与话术才不会张冠李戴。删除关联时双方同步移除。客户编辑弹窗内同样提供家属关系维护入口，首页今日卡片、客户列表行、提醒时间线均可点击进入客户详情。“历史维护记录”模块按时间倒序展示该客户过往全部维护记录，每条记录包含维护日期与内容，可直接在此二次编辑。</w:t>
       </w:r>
     </w:p>
     <w:p>
@@ -3621,10 +3929,10 @@
     </w:tbl>
     <w:p>
       <w:pPr>
-        <w:pStyle w:val="Heading1"/>
+        <w:pStyle w:val="Heading2"/>
       </w:pPr>
       <w:r>
-        <w:t>5  生日提醒</w:t>
+        <w:t>4.6  星标客户</w:t>
       </w:r>
     </w:p>
     <w:p>
@@ -3636,7 +3944,7 @@
         <w:drawing>
           <wp:inline xmlns:a="http://schemas.openxmlformats.org/drawingml/2006/main" xmlns:pic="http://schemas.openxmlformats.org/drawingml/2006/picture">
             <wp:extent cx="1920240" cy="4023360"/>
-            <wp:docPr id="8" name="Picture 8" descr="图 8  提醒页（提前 7 天 + 当天提醒）"/>
+            <wp:docPr id="8" name="Picture 8" descr="图 8  星标筛选（星标客户置顶）"/>
             <wp:cNvGraphicFramePr>
               <a:graphicFrameLocks noChangeAspect="1"/>
             </wp:cNvGraphicFramePr>
@@ -3644,7 +3952,7 @@
               <a:graphicData uri="http://schemas.openxmlformats.org/drawingml/2006/picture">
                 <pic:pic>
                   <pic:nvPicPr>
-                    <pic:cNvPr id="0" name="06-reminders.png"/>
+                    <pic:cNvPr id="0" name="14-star-customers.png"/>
                     <pic:cNvPicPr/>
                   </pic:nvPicPr>
                   <pic:blipFill>
@@ -3674,15 +3982,7 @@
         <w:jc w:val="center"/>
       </w:pPr>
       <w:r>
-        <w:t>图 8  提醒页（提前 7 天 + 当天提醒）</w:t>
-      </w:r>
-    </w:p>
-    <w:p>
-      <w:pPr>
-        <w:pStyle w:val="Heading2"/>
-      </w:pPr>
-      <w:r>
-        <w:t>5.1  提前 7 天提醒</w:t>
+        <w:t>图 8  星标筛选（星标客户置顶）</w:t>
       </w:r>
     </w:p>
     <w:p>
@@ -3696,20 +3996,17 @@
           <w:i w:val="0"/>
           <w:sz w:val="22"/>
         </w:rPr>
-        <w:t>生日前 7 天，客户会同时出现在首页“未来 7 天生日”与“提醒”页，提示“请提前安排客户关怀”。提醒卡片可点击，直接进入客户详情查看资料与历史维护记录。</w:t>
+        <w:t>星标是与 A/B/C 等级相互独立的标记：等级衡量客户价值，星标表达“值得被记住”。比如某位 C 类老客户是重要的引荐人，或某位客户正处于关键业务节点，都可以一键打星。</w:t>
       </w:r>
     </w:p>
     <w:p>
       <w:pPr>
-        <w:pStyle w:val="Heading2"/>
-      </w:pPr>
-      <w:r>
-        <w:t>5.2  当天提醒（A 类客户）</w:t>
-      </w:r>
-    </w:p>
-    <w:p>
-      <w:pPr>
-        <w:spacing w:before="0" w:after="120" w:line="300" w:lineRule="auto"/>
+        <w:spacing w:after="80" w:line="300" w:lineRule="auto"/>
+        <w:numPr>
+          <w:ilvl w:val="0"/>
+          <w:numId w:val="101"/>
+        </w:numPr>
+        <w:ind w:left="540" w:hanging="270"/>
       </w:pPr>
       <w:r>
         <w:rPr>
@@ -3718,20 +4015,17 @@
           <w:i w:val="0"/>
           <w:sz w:val="22"/>
         </w:rPr>
-        <w:t>生日当天，A 类客户在提醒页按 09:00、10:00、14:00 三个时间点展示提醒。完成联系后点击“标记已联系”，状态变为“已联系”。</w:t>
+        <w:t>客户列表行点击星形图标即可设为星标（再点一次取消），详情页右上角同样可切换；</w:t>
       </w:r>
     </w:p>
     <w:p>
       <w:pPr>
-        <w:pStyle w:val="Heading2"/>
-      </w:pPr>
-      <w:r>
-        <w:t>5.3  提醒开关</w:t>
-      </w:r>
-    </w:p>
-    <w:p>
-      <w:pPr>
-        <w:spacing w:before="0" w:after="120" w:line="300" w:lineRule="auto"/>
+        <w:spacing w:after="80" w:line="300" w:lineRule="auto"/>
+        <w:numPr>
+          <w:ilvl w:val="0"/>
+          <w:numId w:val="101"/>
+        </w:numPr>
+        <w:ind w:left="540" w:hanging="270"/>
       </w:pPr>
       <w:r>
         <w:rPr>
@@ -3740,15 +4034,159 @@
           <w:i w:val="0"/>
           <w:sz w:val="22"/>
         </w:rPr>
-        <w:t>可在“设置 → 提醒设置”中分别开启或关闭“提前 7 天提醒”与“当天提醒”。</w:t>
+        <w:t>星标客户在列表中自动置顶，首页与提醒页也会显示星标图标；</w:t>
       </w:r>
     </w:p>
     <w:p>
       <w:pPr>
+        <w:spacing w:after="80" w:line="300" w:lineRule="auto"/>
+        <w:numPr>
+          <w:ilvl w:val="0"/>
+          <w:numId w:val="101"/>
+        </w:numPr>
+        <w:ind w:left="540" w:hanging="270"/>
+      </w:pPr>
+      <w:r>
+        <w:rPr>
+          <w:rFonts w:ascii="Calibri" w:hAnsi="Calibri" w:eastAsia="宋体"/>
+          <w:b w:val="0"/>
+          <w:i w:val="0"/>
+          <w:sz w:val="22"/>
+        </w:rPr>
+        <w:t>点击列表上方的“星标”筛选，可单独查看全部星标客户；</w:t>
+      </w:r>
+    </w:p>
+    <w:p>
+      <w:pPr>
+        <w:spacing w:after="80" w:line="300" w:lineRule="auto"/>
+        <w:numPr>
+          <w:ilvl w:val="0"/>
+          <w:numId w:val="101"/>
+        </w:numPr>
+        <w:ind w:left="540" w:hanging="270"/>
+      </w:pPr>
+      <w:r>
+        <w:rPr>
+          <w:rFonts w:ascii="Calibri" w:hAnsi="Calibri" w:eastAsia="宋体"/>
+          <w:b w:val="0"/>
+          <w:i w:val="0"/>
+          <w:sz w:val="22"/>
+        </w:rPr>
+        <w:t>导入模板与导出文件均包含“星标”列（是/否），换设备后星标不丢失。</w:t>
+      </w:r>
+    </w:p>
+    <w:tbl>
+      <w:tblPr>
+        <w:tblStyle w:val="TableGrid"/>
+        <w:tblW w:type="dxa" w:w="9360"/>
+        <w:jc w:val="left"/>
+        <w:tblLayout w:type="fixed"/>
+        <w:tblLook w:firstColumn="1" w:firstRow="1" w:lastColumn="0" w:lastRow="0" w:noHBand="0" w:noVBand="1" w:val="04A0"/>
+        <w:tblInd w:type="dxa" w:w="120"/>
+      </w:tblPr>
+      <w:tblGrid>
+        <w:gridCol w:w="9360"/>
+      </w:tblGrid>
+      <w:tr>
+        <w:trPr/>
+        <w:tc>
+          <w:tcPr>
+            <w:tcW w:type="dxa" w:w="9360"/>
+            <w:shd w:val="clear" w:color="auto" w:fill="F4F6F9"/>
+            <w:vAlign w:val="center"/>
+            <w:tcMar>
+              <w:top w:w="80" w:type="dxa"/>
+              <w:bottom w:w="80" w:type="dxa"/>
+              <w:start w:w="120" w:type="dxa"/>
+              <w:end w:w="120" w:type="dxa"/>
+            </w:tcMar>
+          </w:tcPr>
+          <w:p>
+            <w:pPr>
+              <w:spacing w:before="80" w:after="80" w:line="300" w:lineRule="auto"/>
+            </w:pPr>
+            <w:r>
+              <w:rPr>
+                <w:rFonts w:ascii="Calibri" w:hAnsi="Calibri" w:eastAsia="宋体"/>
+                <w:b/>
+                <w:i w:val="0"/>
+                <w:color w:val="0B2545"/>
+                <w:sz w:val="22"/>
+              </w:rPr>
+              <w:t>设计考量：</w:t>
+            </w:r>
+            <w:r>
+              <w:rPr>
+                <w:rFonts w:ascii="Calibri" w:hAnsi="Calibri" w:eastAsia="宋体"/>
+                <w:b w:val="0"/>
+                <w:i w:val="0"/>
+                <w:sz w:val="22"/>
+              </w:rPr>
+              <w:t>银行客户的价值等级往往由系统规则决定，但“谁值得我多花心思”是个人的判断——星标把这个判断交还给你，C 类客户也可以被单独记住。</w:t>
+            </w:r>
+          </w:p>
+        </w:tc>
+      </w:tr>
+    </w:tbl>
+    <w:tbl>
+      <w:tblPr>
+        <w:tblStyle w:val="TableGrid"/>
+        <w:tblW w:type="dxa" w:w="9360"/>
+        <w:jc w:val="left"/>
+        <w:tblLayout w:type="fixed"/>
+        <w:tblLook w:firstColumn="1" w:firstRow="1" w:lastColumn="0" w:lastRow="0" w:noHBand="0" w:noVBand="1" w:val="04A0"/>
+        <w:tblInd w:type="dxa" w:w="120"/>
+      </w:tblPr>
+      <w:tblGrid>
+        <w:gridCol w:w="9360"/>
+      </w:tblGrid>
+      <w:tr>
+        <w:trPr/>
+        <w:tc>
+          <w:tcPr>
+            <w:tcW w:type="dxa" w:w="9360"/>
+            <w:shd w:val="clear" w:color="auto" w:fill="F4F6F9"/>
+            <w:vAlign w:val="center"/>
+            <w:tcMar>
+              <w:top w:w="80" w:type="dxa"/>
+              <w:bottom w:w="80" w:type="dxa"/>
+              <w:start w:w="120" w:type="dxa"/>
+              <w:end w:w="120" w:type="dxa"/>
+            </w:tcMar>
+          </w:tcPr>
+          <w:p>
+            <w:pPr>
+              <w:spacing w:before="80" w:after="80" w:line="300" w:lineRule="auto"/>
+            </w:pPr>
+            <w:r>
+              <w:rPr>
+                <w:rFonts w:ascii="Calibri" w:hAnsi="Calibri" w:eastAsia="宋体"/>
+                <w:b/>
+                <w:i w:val="0"/>
+                <w:color w:val="0B2545"/>
+                <w:sz w:val="22"/>
+              </w:rPr>
+              <w:t>设计考量：</w:t>
+            </w:r>
+            <w:r>
+              <w:rPr>
+                <w:rFonts w:ascii="Calibri" w:hAnsi="Calibri" w:eastAsia="宋体"/>
+                <w:b w:val="0"/>
+                <w:i w:val="0"/>
+                <w:sz w:val="22"/>
+              </w:rPr>
+              <w:t>客户管理模块围绕“找得到、录得快、可回退”设计：搜索与组合筛选解决客户多找不到，智能导入解决迁移成本，撤销与确认保护误操作；生日标签与星标则服务于“精准画像”与“重点不遗漏”。</w:t>
+            </w:r>
+          </w:p>
+        </w:tc>
+      </w:tr>
+    </w:tbl>
+    <w:p>
+      <w:pPr>
         <w:pStyle w:val="Heading1"/>
       </w:pPr>
       <w:r>
-        <w:t>6  生日祝福助手</w:t>
+        <w:t>5  生日提醒</w:t>
       </w:r>
     </w:p>
     <w:p>
@@ -3760,7 +4198,7 @@
         <w:drawing>
           <wp:inline xmlns:a="http://schemas.openxmlformats.org/drawingml/2006/main" xmlns:pic="http://schemas.openxmlformats.org/drawingml/2006/picture">
             <wp:extent cx="1920240" cy="4023360"/>
-            <wp:docPr id="9" name="Picture 9" descr="图 9  生日祝福（个性化随机生成）"/>
+            <wp:docPr id="9" name="Picture 9" descr="图 9  提醒页（提前 7 天 + 当天提醒）"/>
             <wp:cNvGraphicFramePr>
               <a:graphicFrameLocks noChangeAspect="1"/>
             </wp:cNvGraphicFramePr>
@@ -3768,7 +4206,7 @@
               <a:graphicData uri="http://schemas.openxmlformats.org/drawingml/2006/picture">
                 <pic:pic>
                   <pic:nvPicPr>
-                    <pic:cNvPr id="0" name="05-blessing.png"/>
+                    <pic:cNvPr id="0" name="06-reminders.png"/>
                     <pic:cNvPicPr/>
                   </pic:nvPicPr>
                   <pic:blipFill>
@@ -3798,7 +4236,184 @@
         <w:jc w:val="center"/>
       </w:pPr>
       <w:r>
-        <w:t>图 9  生日祝福（个性化随机生成）</w:t>
+        <w:t>图 9  提醒页（提前 7 天 + 当天提醒）</w:t>
+      </w:r>
+    </w:p>
+    <w:p>
+      <w:pPr>
+        <w:pStyle w:val="Heading2"/>
+      </w:pPr>
+      <w:r>
+        <w:t>5.1  提前 7 天提醒</w:t>
+      </w:r>
+    </w:p>
+    <w:p>
+      <w:pPr>
+        <w:spacing w:before="0" w:after="120" w:line="300" w:lineRule="auto"/>
+      </w:pPr>
+      <w:r>
+        <w:rPr>
+          <w:rFonts w:ascii="Calibri" w:hAnsi="Calibri" w:eastAsia="宋体"/>
+          <w:b w:val="0"/>
+          <w:i w:val="0"/>
+          <w:sz w:val="22"/>
+        </w:rPr>
+        <w:t>生日前 7 天，客户会同时出现在首页“未来 7 天生日”与“提醒”页，提示“请提前安排客户关怀”。提醒卡片可点击，直接进入客户详情查看资料与历史维护记录。</w:t>
+      </w:r>
+    </w:p>
+    <w:p>
+      <w:pPr>
+        <w:pStyle w:val="Heading2"/>
+      </w:pPr>
+      <w:r>
+        <w:t>5.2  当天提醒（A 类客户）</w:t>
+      </w:r>
+    </w:p>
+    <w:p>
+      <w:pPr>
+        <w:spacing w:before="0" w:after="120" w:line="300" w:lineRule="auto"/>
+      </w:pPr>
+      <w:r>
+        <w:rPr>
+          <w:rFonts w:ascii="Calibri" w:hAnsi="Calibri" w:eastAsia="宋体"/>
+          <w:b w:val="0"/>
+          <w:i w:val="0"/>
+          <w:sz w:val="22"/>
+        </w:rPr>
+        <w:t>生日当天，A 类客户在提醒页按 09:00、10:00、14:00 三个时间点展示提醒。完成联系后点击“标记已联系”，状态变为“已联系”。</w:t>
+      </w:r>
+    </w:p>
+    <w:p>
+      <w:pPr>
+        <w:pStyle w:val="Heading2"/>
+      </w:pPr>
+      <w:r>
+        <w:t>5.3  提醒开关</w:t>
+      </w:r>
+    </w:p>
+    <w:p>
+      <w:pPr>
+        <w:spacing w:before="0" w:after="120" w:line="300" w:lineRule="auto"/>
+      </w:pPr>
+      <w:r>
+        <w:rPr>
+          <w:rFonts w:ascii="Calibri" w:hAnsi="Calibri" w:eastAsia="宋体"/>
+          <w:b w:val="0"/>
+          <w:i w:val="0"/>
+          <w:sz w:val="22"/>
+        </w:rPr>
+        <w:t>可在“设置 → 提醒设置”中分别开启或关闭“提前 7 天提醒”与“当天提醒”。</w:t>
+      </w:r>
+    </w:p>
+    <w:tbl>
+      <w:tblPr>
+        <w:tblStyle w:val="TableGrid"/>
+        <w:tblW w:type="dxa" w:w="9360"/>
+        <w:jc w:val="left"/>
+        <w:tblLayout w:type="fixed"/>
+        <w:tblLook w:firstColumn="1" w:firstRow="1" w:lastColumn="0" w:lastRow="0" w:noHBand="0" w:noVBand="1" w:val="04A0"/>
+        <w:tblInd w:type="dxa" w:w="120"/>
+      </w:tblPr>
+      <w:tblGrid>
+        <w:gridCol w:w="9360"/>
+      </w:tblGrid>
+      <w:tr>
+        <w:trPr/>
+        <w:tc>
+          <w:tcPr>
+            <w:tcW w:type="dxa" w:w="9360"/>
+            <w:shd w:val="clear" w:color="auto" w:fill="F4F6F9"/>
+            <w:vAlign w:val="center"/>
+            <w:tcMar>
+              <w:top w:w="80" w:type="dxa"/>
+              <w:bottom w:w="80" w:type="dxa"/>
+              <w:start w:w="120" w:type="dxa"/>
+              <w:end w:w="120" w:type="dxa"/>
+            </w:tcMar>
+          </w:tcPr>
+          <w:p>
+            <w:pPr>
+              <w:spacing w:before="80" w:after="80" w:line="300" w:lineRule="auto"/>
+            </w:pPr>
+            <w:r>
+              <w:rPr>
+                <w:rFonts w:ascii="Calibri" w:hAnsi="Calibri" w:eastAsia="宋体"/>
+                <w:b/>
+                <w:i w:val="0"/>
+                <w:color w:val="0B2545"/>
+                <w:sz w:val="22"/>
+              </w:rPr>
+              <w:t>设计考量：</w:t>
+            </w:r>
+            <w:r>
+              <w:rPr>
+                <w:rFonts w:ascii="Calibri" w:hAnsi="Calibri" w:eastAsia="宋体"/>
+                <w:b w:val="0"/>
+                <w:i w:val="0"/>
+                <w:sz w:val="22"/>
+              </w:rPr>
+              <w:t>提前 7 天是为了“来得及”——订花、备礼、约时间都需要提前量；当天 A 类客户分 09:00 / 10:00 / 14:00 三次提醒，是因为重点客户通常一次触达不到位。提醒状态由“当天是否已维护”自动判断，跨年也不会过期。</w:t>
+            </w:r>
+          </w:p>
+        </w:tc>
+      </w:tr>
+    </w:tbl>
+    <w:p>
+      <w:pPr>
+        <w:pStyle w:val="Heading1"/>
+      </w:pPr>
+      <w:r>
+        <w:t>6  生日祝福助手</w:t>
+      </w:r>
+    </w:p>
+    <w:p>
+      <w:pPr>
+        <w:spacing w:before="160" w:after="40"/>
+        <w:jc w:val="center"/>
+      </w:pPr>
+      <w:r>
+        <w:drawing>
+          <wp:inline xmlns:a="http://schemas.openxmlformats.org/drawingml/2006/main" xmlns:pic="http://schemas.openxmlformats.org/drawingml/2006/picture">
+            <wp:extent cx="1920240" cy="4023360"/>
+            <wp:docPr id="10" name="Picture 10" descr="图 10  生日祝福（个性化随机生成）"/>
+            <wp:cNvGraphicFramePr>
+              <a:graphicFrameLocks noChangeAspect="1"/>
+            </wp:cNvGraphicFramePr>
+            <a:graphic>
+              <a:graphicData uri="http://schemas.openxmlformats.org/drawingml/2006/picture">
+                <pic:pic>
+                  <pic:nvPicPr>
+                    <pic:cNvPr id="0" name="05-blessing.png"/>
+                    <pic:cNvPicPr/>
+                  </pic:nvPicPr>
+                  <pic:blipFill>
+                    <a:blip r:embed="rId19"/>
+                    <a:stretch>
+                      <a:fillRect/>
+                    </a:stretch>
+                  </pic:blipFill>
+                  <pic:spPr>
+                    <a:xfrm>
+                      <a:off x="0" y="0"/>
+                      <a:ext cx="1920240" cy="4023360"/>
+                    </a:xfrm>
+                    <a:prstGeom prst="rect"/>
+                  </pic:spPr>
+                </pic:pic>
+              </a:graphicData>
+            </a:graphic>
+          </wp:inline>
+        </w:drawing>
+      </w:r>
+    </w:p>
+    <w:p>
+      <w:pPr>
+        <w:pStyle w:val="Caption"/>
+        <w:spacing w:after="200"/>
+        <w:jc w:val="center"/>
+      </w:pPr>
+      <w:r>
+        <w:t>图 10  生日祝福（个性化随机生成）</w:t>
       </w:r>
     </w:p>
     <w:p>
@@ -4021,6 +4636,59 @@
         </w:tc>
       </w:tr>
     </w:tbl>
+    <w:tbl>
+      <w:tblPr>
+        <w:tblStyle w:val="TableGrid"/>
+        <w:tblW w:type="dxa" w:w="9360"/>
+        <w:jc w:val="left"/>
+        <w:tblLayout w:type="fixed"/>
+        <w:tblLook w:firstColumn="1" w:firstRow="1" w:lastColumn="0" w:lastRow="0" w:noHBand="0" w:noVBand="1" w:val="04A0"/>
+        <w:tblInd w:type="dxa" w:w="120"/>
+      </w:tblPr>
+      <w:tblGrid>
+        <w:gridCol w:w="9360"/>
+      </w:tblGrid>
+      <w:tr>
+        <w:trPr/>
+        <w:tc>
+          <w:tcPr>
+            <w:tcW w:type="dxa" w:w="9360"/>
+            <w:shd w:val="clear" w:color="auto" w:fill="F4F6F9"/>
+            <w:vAlign w:val="center"/>
+            <w:tcMar>
+              <w:top w:w="80" w:type="dxa"/>
+              <w:bottom w:w="80" w:type="dxa"/>
+              <w:start w:w="120" w:type="dxa"/>
+              <w:end w:w="120" w:type="dxa"/>
+            </w:tcMar>
+          </w:tcPr>
+          <w:p>
+            <w:pPr>
+              <w:spacing w:before="80" w:after="80" w:line="300" w:lineRule="auto"/>
+            </w:pPr>
+            <w:r>
+              <w:rPr>
+                <w:rFonts w:ascii="Calibri" w:hAnsi="Calibri" w:eastAsia="宋体"/>
+                <w:b/>
+                <w:i w:val="0"/>
+                <w:color w:val="0B2545"/>
+                <w:sz w:val="22"/>
+              </w:rPr>
+              <w:t>设计考量：</w:t>
+            </w:r>
+            <w:r>
+              <w:rPr>
+                <w:rFonts w:ascii="Calibri" w:hAnsi="Calibri" w:eastAsia="宋体"/>
+                <w:b w:val="0"/>
+                <w:i w:val="0"/>
+                <w:sz w:val="22"/>
+              </w:rPr>
+              <w:t>祝福语是高情感价值、低成本的触达，但群发模板最伤感情，所以按等级、行业、备注关键词个性化生成，像人写的话。为了隐私与零成本，生成完全在本机离线完成。生日标签（年龄、属相、星座、本命年）正是为这类场景准备的画像素材：马年给属马客户送红绳、按星座聊话题、按年龄把握称呼与关怀分寸。</w:t>
+            </w:r>
+          </w:p>
+        </w:tc>
+      </w:tr>
+    </w:tbl>
     <w:p>
       <w:pPr>
         <w:pStyle w:val="Heading1"/>
@@ -4068,7 +4736,7 @@
         <w:drawing>
           <wp:inline xmlns:a="http://schemas.openxmlformats.org/drawingml/2006/main" xmlns:pic="http://schemas.openxmlformats.org/drawingml/2006/picture">
             <wp:extent cx="1920240" cy="4023360"/>
-            <wp:docPr id="10" name="Picture 10" descr="图 10  维护记录二次编辑"/>
+            <wp:docPr id="11" name="Picture 11" descr="图 11  维护记录二次编辑"/>
             <wp:cNvGraphicFramePr>
               <a:graphicFrameLocks noChangeAspect="1"/>
             </wp:cNvGraphicFramePr>
@@ -4077,121 +4745,6 @@
                 <pic:pic>
                   <pic:nvPicPr>
                     <pic:cNvPr id="0" name="11-record-edit.png"/>
-                    <pic:cNvPicPr/>
-                  </pic:nvPicPr>
-                  <pic:blipFill>
-                    <a:blip r:embed="rId19"/>
-                    <a:stretch>
-                      <a:fillRect/>
-                    </a:stretch>
-                  </pic:blipFill>
-                  <pic:spPr>
-                    <a:xfrm>
-                      <a:off x="0" y="0"/>
-                      <a:ext cx="1920240" cy="4023360"/>
-                    </a:xfrm>
-                    <a:prstGeom prst="rect"/>
-                  </pic:spPr>
-                </pic:pic>
-              </a:graphicData>
-            </a:graphic>
-          </wp:inline>
-        </w:drawing>
-      </w:r>
-    </w:p>
-    <w:p>
-      <w:pPr>
-        <w:pStyle w:val="Caption"/>
-        <w:spacing w:after="200"/>
-        <w:jc w:val="center"/>
-      </w:pPr>
-      <w:r>
-        <w:t>图 10  维护记录二次编辑</w:t>
-      </w:r>
-    </w:p>
-    <w:p>
-      <w:pPr>
-        <w:spacing w:after="80" w:line="300" w:lineRule="auto"/>
-        <w:numPr>
-          <w:ilvl w:val="0"/>
-          <w:numId w:val="100"/>
-        </w:numPr>
-        <w:ind w:left="540" w:hanging="270"/>
-      </w:pPr>
-      <w:r>
-        <w:rPr>
-          <w:rFonts w:ascii="Calibri" w:hAnsi="Calibri" w:eastAsia="宋体"/>
-          <w:b w:val="0"/>
-          <w:i w:val="0"/>
-          <w:sz w:val="22"/>
-        </w:rPr>
-        <w:t>入口：提醒页“维护记录”列表，或客户详情页“历史维护记录”模块；</w:t>
-      </w:r>
-    </w:p>
-    <w:p>
-      <w:pPr>
-        <w:spacing w:after="80" w:line="300" w:lineRule="auto"/>
-        <w:numPr>
-          <w:ilvl w:val="0"/>
-          <w:numId w:val="100"/>
-        </w:numPr>
-        <w:ind w:left="540" w:hanging="270"/>
-      </w:pPr>
-      <w:r>
-        <w:rPr>
-          <w:rFonts w:ascii="Calibri" w:hAnsi="Calibri" w:eastAsia="宋体"/>
-          <w:b w:val="0"/>
-          <w:i w:val="0"/>
-          <w:sz w:val="22"/>
-        </w:rPr>
-        <w:t>可修改“方式”与“内容”，维护日期保持不变；</w:t>
-      </w:r>
-    </w:p>
-    <w:p>
-      <w:pPr>
-        <w:spacing w:after="80" w:line="300" w:lineRule="auto"/>
-        <w:numPr>
-          <w:ilvl w:val="0"/>
-          <w:numId w:val="100"/>
-        </w:numPr>
-        <w:ind w:left="540" w:hanging="270"/>
-      </w:pPr>
-      <w:r>
-        <w:rPr>
-          <w:rFonts w:ascii="Calibri" w:hAnsi="Calibri" w:eastAsia="宋体"/>
-          <w:b w:val="0"/>
-          <w:i w:val="0"/>
-          <w:sz w:val="22"/>
-        </w:rPr>
-        <w:t>修改后列表与详情页实时同步更新。</w:t>
-      </w:r>
-    </w:p>
-    <w:p>
-      <w:pPr>
-        <w:pStyle w:val="Heading1"/>
-      </w:pPr>
-      <w:r>
-        <w:t>8  设置</w:t>
-      </w:r>
-    </w:p>
-    <w:p>
-      <w:pPr>
-        <w:spacing w:before="160" w:after="40"/>
-        <w:jc w:val="center"/>
-      </w:pPr>
-      <w:r>
-        <w:drawing>
-          <wp:inline xmlns:a="http://schemas.openxmlformats.org/drawingml/2006/main" xmlns:pic="http://schemas.openxmlformats.org/drawingml/2006/picture">
-            <wp:extent cx="1920240" cy="4023360"/>
-            <wp:docPr id="11" name="Picture 11" descr="图 11  设置页"/>
-            <wp:cNvGraphicFramePr>
-              <a:graphicFrameLocks noChangeAspect="1"/>
-            </wp:cNvGraphicFramePr>
-            <a:graphic>
-              <a:graphicData uri="http://schemas.openxmlformats.org/drawingml/2006/picture">
-                <pic:pic>
-                  <pic:nvPicPr>
-                    <pic:cNvPr id="0" name="09-settings.png"/>
                     <pic:cNvPicPr/>
                   </pic:nvPicPr>
                   <pic:blipFill>
@@ -4221,15 +4774,7 @@
         <w:jc w:val="center"/>
       </w:pPr>
       <w:r>
-        <w:t>图 11  设置页</w:t>
-      </w:r>
-    </w:p>
-    <w:p>
-      <w:pPr>
-        <w:pStyle w:val="Heading2"/>
-      </w:pPr>
-      <w:r>
-        <w:t>8.1  数据管理</w:t>
+        <w:t>图 11  维护记录二次编辑</w:t>
       </w:r>
     </w:p>
     <w:p>
@@ -4248,7 +4793,7 @@
           <w:i w:val="0"/>
           <w:sz w:val="22"/>
         </w:rPr>
-        <w:t>下载 Excel 模板：获取标准导入模板；</w:t>
+        <w:t>入口：提醒页“维护记录”列表，或客户详情页“历史维护记录”模块；</w:t>
       </w:r>
     </w:p>
     <w:p>
@@ -4267,7 +4812,7 @@
           <w:i w:val="0"/>
           <w:sz w:val="22"/>
         </w:rPr>
-        <w:t>批量导入：从设置页也可发起批量导入；</w:t>
+        <w:t>可修改“方式”与“内容”，维护日期保持不变；</w:t>
       </w:r>
     </w:p>
     <w:p>
@@ -4286,34 +4831,15 @@
           <w:i w:val="0"/>
           <w:sz w:val="22"/>
         </w:rPr>
-        <w:t>数据导出：导出全部客户、维护记录与家属关系（.xlsx），用于备份；</w:t>
+        <w:t>修改后列表与详情页实时同步更新。</w:t>
       </w:r>
     </w:p>
     <w:p>
       <w:pPr>
-        <w:spacing w:after="80" w:line="300" w:lineRule="auto"/>
-        <w:numPr>
-          <w:ilvl w:val="0"/>
-          <w:numId w:val="100"/>
-        </w:numPr>
-        <w:ind w:left="540" w:hanging="270"/>
+        <w:pStyle w:val="Heading2"/>
       </w:pPr>
       <w:r>
-        <w:rPr>
-          <w:rFonts w:ascii="Calibri" w:hAnsi="Calibri" w:eastAsia="宋体"/>
-          <w:b w:val="0"/>
-          <w:i w:val="0"/>
-          <w:sz w:val="22"/>
-        </w:rPr>
-        <w:t>撤销上次导入：回退最近一次批量导入（导入完成后显示）。</w:t>
-      </w:r>
-    </w:p>
-    <w:p>
-      <w:pPr>
-        <w:pStyle w:val="Heading2"/>
-      </w:pPr>
-      <w:r>
-        <w:t>8.2  清空所有数据（三次确认）</w:t>
+        <w:t>7.3  完成关怀后的备份提醒</w:t>
       </w:r>
     </w:p>
     <w:p>
@@ -4325,7 +4851,7 @@
         <w:drawing>
           <wp:inline xmlns:a="http://schemas.openxmlformats.org/drawingml/2006/main" xmlns:pic="http://schemas.openxmlformats.org/drawingml/2006/picture">
             <wp:extent cx="1920240" cy="4023360"/>
-            <wp:docPr id="12" name="Picture 12" descr="图 12  清空数据三次确认"/>
+            <wp:docPr id="12" name="Picture 12" descr="图 12  数据备份提醒（每日一次）"/>
             <wp:cNvGraphicFramePr>
               <a:graphicFrameLocks noChangeAspect="1"/>
             </wp:cNvGraphicFramePr>
@@ -4333,7 +4859,7 @@
               <a:graphicData uri="http://schemas.openxmlformats.org/drawingml/2006/picture">
                 <pic:pic>
                   <pic:nvPicPr>
-                    <pic:cNvPr id="0" name="10-clear-data.png"/>
+                    <pic:cNvPr id="0" name="13-export-reminder.png"/>
                     <pic:cNvPicPr/>
                   </pic:nvPicPr>
                   <pic:blipFill>
@@ -4363,7 +4889,350 @@
         <w:jc w:val="center"/>
       </w:pPr>
       <w:r>
-        <w:t>图 12  清空数据三次确认</w:t>
+        <w:t>图 12  数据备份提醒（每日一次）</w:t>
+      </w:r>
+    </w:p>
+    <w:p>
+      <w:pPr>
+        <w:spacing w:before="0" w:after="120" w:line="300" w:lineRule="auto"/>
+      </w:pPr>
+      <w:r>
+        <w:rPr>
+          <w:rFonts w:ascii="Calibri" w:hAnsi="Calibri" w:eastAsia="宋体"/>
+          <w:b w:val="0"/>
+          <w:i w:val="0"/>
+          <w:sz w:val="22"/>
+        </w:rPr>
+        <w:t>每次完成关怀（保存一条新的维护记录）后，系统会弹出“数据备份提醒”：心桥的数据保存在本机浏览器，手机清理内存、清除历史记录或卸载应用都可能导致数据丢失，建议及时到“设置 → 数据导出”备份。</w:t>
+      </w:r>
+    </w:p>
+    <w:p>
+      <w:pPr>
+        <w:spacing w:after="80" w:line="300" w:lineRule="auto"/>
+        <w:numPr>
+          <w:ilvl w:val="0"/>
+          <w:numId w:val="101"/>
+        </w:numPr>
+        <w:ind w:left="540" w:hanging="270"/>
+      </w:pPr>
+      <w:r>
+        <w:rPr>
+          <w:rFonts w:ascii="Calibri" w:hAnsi="Calibri" w:eastAsia="宋体"/>
+          <w:b w:val="0"/>
+          <w:i w:val="0"/>
+          <w:sz w:val="22"/>
+        </w:rPr>
+        <w:t>点击“去导出”直接跳转到设置页的导出入口；</w:t>
+      </w:r>
+    </w:p>
+    <w:p>
+      <w:pPr>
+        <w:spacing w:after="80" w:line="300" w:lineRule="auto"/>
+        <w:numPr>
+          <w:ilvl w:val="0"/>
+          <w:numId w:val="101"/>
+        </w:numPr>
+        <w:ind w:left="540" w:hanging="270"/>
+      </w:pPr>
+      <w:r>
+        <w:rPr>
+          <w:rFonts w:ascii="Calibri" w:hAnsi="Calibri" w:eastAsia="宋体"/>
+          <w:b w:val="0"/>
+          <w:i w:val="0"/>
+          <w:sz w:val="22"/>
+        </w:rPr>
+        <w:t>点击“稍后再说”关闭；</w:t>
+      </w:r>
+    </w:p>
+    <w:p>
+      <w:pPr>
+        <w:spacing w:after="80" w:line="300" w:lineRule="auto"/>
+        <w:numPr>
+          <w:ilvl w:val="0"/>
+          <w:numId w:val="101"/>
+        </w:numPr>
+        <w:ind w:left="540" w:hanging="270"/>
+      </w:pPr>
+      <w:r>
+        <w:rPr>
+          <w:rFonts w:ascii="Calibri" w:hAnsi="Calibri" w:eastAsia="宋体"/>
+          <w:b w:val="0"/>
+          <w:i w:val="0"/>
+          <w:sz w:val="22"/>
+        </w:rPr>
+        <w:t>同一天内最多提醒一次，不会反复打扰，次日继续完成关怀时仍会提醒。</w:t>
+      </w:r>
+    </w:p>
+    <w:tbl>
+      <w:tblPr>
+        <w:tblStyle w:val="TableGrid"/>
+        <w:tblW w:type="dxa" w:w="9360"/>
+        <w:jc w:val="left"/>
+        <w:tblLayout w:type="fixed"/>
+        <w:tblLook w:firstColumn="1" w:firstRow="1" w:lastColumn="0" w:lastRow="0" w:noHBand="0" w:noVBand="1" w:val="04A0"/>
+        <w:tblInd w:type="dxa" w:w="120"/>
+      </w:tblPr>
+      <w:tblGrid>
+        <w:gridCol w:w="9360"/>
+      </w:tblGrid>
+      <w:tr>
+        <w:trPr/>
+        <w:tc>
+          <w:tcPr>
+            <w:tcW w:type="dxa" w:w="9360"/>
+            <w:shd w:val="clear" w:color="auto" w:fill="F4F6F9"/>
+            <w:vAlign w:val="center"/>
+            <w:tcMar>
+              <w:top w:w="80" w:type="dxa"/>
+              <w:bottom w:w="80" w:type="dxa"/>
+              <w:start w:w="120" w:type="dxa"/>
+              <w:end w:w="120" w:type="dxa"/>
+            </w:tcMar>
+          </w:tcPr>
+          <w:p>
+            <w:pPr>
+              <w:spacing w:before="80" w:after="80" w:line="300" w:lineRule="auto"/>
+            </w:pPr>
+            <w:r>
+              <w:rPr>
+                <w:rFonts w:ascii="Calibri" w:hAnsi="Calibri" w:eastAsia="宋体"/>
+                <w:b/>
+                <w:i w:val="0"/>
+                <w:color w:val="0B2545"/>
+                <w:sz w:val="22"/>
+              </w:rPr>
+              <w:t>设计考量：</w:t>
+            </w:r>
+            <w:r>
+              <w:rPr>
+                <w:rFonts w:ascii="Calibri" w:hAnsi="Calibri" w:eastAsia="宋体"/>
+                <w:b w:val="0"/>
+                <w:i w:val="0"/>
+                <w:sz w:val="22"/>
+              </w:rPr>
+              <w:t>把备份提醒放在“完成关怀”之后，恰好是你最有空、最顺手的时刻；每日一次是克制。导出文件会跳过空单元格并设置紧凑列宽，体积更小，方便保存到电脑或云端。</w:t>
+            </w:r>
+          </w:p>
+        </w:tc>
+      </w:tr>
+    </w:tbl>
+    <w:p>
+      <w:pPr>
+        <w:pStyle w:val="Heading1"/>
+      </w:pPr>
+      <w:r>
+        <w:t>8  设置</w:t>
+      </w:r>
+    </w:p>
+    <w:p>
+      <w:pPr>
+        <w:spacing w:before="160" w:after="40"/>
+        <w:jc w:val="center"/>
+      </w:pPr>
+      <w:r>
+        <w:drawing>
+          <wp:inline xmlns:a="http://schemas.openxmlformats.org/drawingml/2006/main" xmlns:pic="http://schemas.openxmlformats.org/drawingml/2006/picture">
+            <wp:extent cx="1920240" cy="4023360"/>
+            <wp:docPr id="13" name="Picture 13" descr="图 13  设置页"/>
+            <wp:cNvGraphicFramePr>
+              <a:graphicFrameLocks noChangeAspect="1"/>
+            </wp:cNvGraphicFramePr>
+            <a:graphic>
+              <a:graphicData uri="http://schemas.openxmlformats.org/drawingml/2006/picture">
+                <pic:pic>
+                  <pic:nvPicPr>
+                    <pic:cNvPr id="0" name="09-settings.png"/>
+                    <pic:cNvPicPr/>
+                  </pic:nvPicPr>
+                  <pic:blipFill>
+                    <a:blip r:embed="rId22"/>
+                    <a:stretch>
+                      <a:fillRect/>
+                    </a:stretch>
+                  </pic:blipFill>
+                  <pic:spPr>
+                    <a:xfrm>
+                      <a:off x="0" y="0"/>
+                      <a:ext cx="1920240" cy="4023360"/>
+                    </a:xfrm>
+                    <a:prstGeom prst="rect"/>
+                  </pic:spPr>
+                </pic:pic>
+              </a:graphicData>
+            </a:graphic>
+          </wp:inline>
+        </w:drawing>
+      </w:r>
+    </w:p>
+    <w:p>
+      <w:pPr>
+        <w:pStyle w:val="Caption"/>
+        <w:spacing w:after="200"/>
+        <w:jc w:val="center"/>
+      </w:pPr>
+      <w:r>
+        <w:t>图 13  设置页</w:t>
+      </w:r>
+    </w:p>
+    <w:p>
+      <w:pPr>
+        <w:pStyle w:val="Heading2"/>
+      </w:pPr>
+      <w:r>
+        <w:t>8.1  数据管理</w:t>
+      </w:r>
+    </w:p>
+    <w:p>
+      <w:pPr>
+        <w:spacing w:after="80" w:line="300" w:lineRule="auto"/>
+        <w:numPr>
+          <w:ilvl w:val="0"/>
+          <w:numId w:val="100"/>
+        </w:numPr>
+        <w:ind w:left="540" w:hanging="270"/>
+      </w:pPr>
+      <w:r>
+        <w:rPr>
+          <w:rFonts w:ascii="Calibri" w:hAnsi="Calibri" w:eastAsia="宋体"/>
+          <w:b w:val="0"/>
+          <w:i w:val="0"/>
+          <w:sz w:val="22"/>
+        </w:rPr>
+        <w:t>下载 Excel 模板：获取标准导入模板；</w:t>
+      </w:r>
+    </w:p>
+    <w:p>
+      <w:pPr>
+        <w:spacing w:after="80" w:line="300" w:lineRule="auto"/>
+        <w:numPr>
+          <w:ilvl w:val="0"/>
+          <w:numId w:val="100"/>
+        </w:numPr>
+        <w:ind w:left="540" w:hanging="270"/>
+      </w:pPr>
+      <w:r>
+        <w:rPr>
+          <w:rFonts w:ascii="Calibri" w:hAnsi="Calibri" w:eastAsia="宋体"/>
+          <w:b w:val="0"/>
+          <w:i w:val="0"/>
+          <w:sz w:val="22"/>
+        </w:rPr>
+        <w:t>批量导入：从设置页也可发起批量导入；</w:t>
+      </w:r>
+    </w:p>
+    <w:p>
+      <w:pPr>
+        <w:spacing w:after="80" w:line="300" w:lineRule="auto"/>
+        <w:numPr>
+          <w:ilvl w:val="0"/>
+          <w:numId w:val="100"/>
+        </w:numPr>
+        <w:ind w:left="540" w:hanging="270"/>
+      </w:pPr>
+      <w:r>
+        <w:rPr>
+          <w:rFonts w:ascii="Calibri" w:hAnsi="Calibri" w:eastAsia="宋体"/>
+          <w:b w:val="0"/>
+          <w:i w:val="0"/>
+          <w:sz w:val="22"/>
+        </w:rPr>
+        <w:t>数据导出：导出全部客户、维护记录与家属关系（.xlsx），用于备份；</w:t>
+      </w:r>
+    </w:p>
+    <w:p>
+      <w:pPr>
+        <w:spacing w:after="80" w:line="300" w:lineRule="auto"/>
+        <w:numPr>
+          <w:ilvl w:val="0"/>
+          <w:numId w:val="100"/>
+        </w:numPr>
+        <w:ind w:left="540" w:hanging="270"/>
+      </w:pPr>
+      <w:r>
+        <w:rPr>
+          <w:rFonts w:ascii="Calibri" w:hAnsi="Calibri" w:eastAsia="宋体"/>
+          <w:b w:val="0"/>
+          <w:i w:val="0"/>
+          <w:sz w:val="22"/>
+        </w:rPr>
+        <w:t>撤销上次导入：回退最近一次批量导入（导入完成后显示）；</w:t>
+      </w:r>
+    </w:p>
+    <w:p>
+      <w:pPr>
+        <w:spacing w:after="80" w:line="300" w:lineRule="auto"/>
+        <w:numPr>
+          <w:ilvl w:val="0"/>
+          <w:numId w:val="100"/>
+        </w:numPr>
+        <w:ind w:left="540" w:hanging="270"/>
+      </w:pPr>
+      <w:r>
+        <w:rPr>
+          <w:rFonts w:ascii="Calibri" w:hAnsi="Calibri" w:eastAsia="宋体"/>
+          <w:b w:val="0"/>
+          <w:i w:val="0"/>
+          <w:sz w:val="22"/>
+        </w:rPr>
+        <w:t>轻量化说明：模板精简了示例行，导出会跳过空单元格并压缩列宽，文件更小、传输更快。</w:t>
+      </w:r>
+    </w:p>
+    <w:p>
+      <w:pPr>
+        <w:pStyle w:val="Heading2"/>
+      </w:pPr>
+      <w:r>
+        <w:t>8.2  清空所有数据（三次确认）</w:t>
+      </w:r>
+    </w:p>
+    <w:p>
+      <w:pPr>
+        <w:spacing w:before="160" w:after="40"/>
+        <w:jc w:val="center"/>
+      </w:pPr>
+      <w:r>
+        <w:drawing>
+          <wp:inline xmlns:a="http://schemas.openxmlformats.org/drawingml/2006/main" xmlns:pic="http://schemas.openxmlformats.org/drawingml/2006/picture">
+            <wp:extent cx="1920240" cy="4023360"/>
+            <wp:docPr id="14" name="Picture 14" descr="图 14  清空数据三次确认"/>
+            <wp:cNvGraphicFramePr>
+              <a:graphicFrameLocks noChangeAspect="1"/>
+            </wp:cNvGraphicFramePr>
+            <a:graphic>
+              <a:graphicData uri="http://schemas.openxmlformats.org/drawingml/2006/picture">
+                <pic:pic>
+                  <pic:nvPicPr>
+                    <pic:cNvPr id="0" name="10-clear-data.png"/>
+                    <pic:cNvPicPr/>
+                  </pic:nvPicPr>
+                  <pic:blipFill>
+                    <a:blip r:embed="rId23"/>
+                    <a:stretch>
+                      <a:fillRect/>
+                    </a:stretch>
+                  </pic:blipFill>
+                  <pic:spPr>
+                    <a:xfrm>
+                      <a:off x="0" y="0"/>
+                      <a:ext cx="1920240" cy="4023360"/>
+                    </a:xfrm>
+                    <a:prstGeom prst="rect"/>
+                  </pic:spPr>
+                </pic:pic>
+              </a:graphicData>
+            </a:graphic>
+          </wp:inline>
+        </w:drawing>
+      </w:r>
+    </w:p>
+    <w:p>
+      <w:pPr>
+        <w:pStyle w:val="Caption"/>
+        <w:spacing w:after="200"/>
+        <w:jc w:val="center"/>
+      </w:pPr>
+      <w:r>
+        <w:t>图 14  清空数据三次确认</w:t>
       </w:r>
     </w:p>
     <w:p>
@@ -4486,6 +5355,59 @@
         <w:t>仅保存客户编号、简称、生日、性别、行业、等级与备注；不保存身份证号、账号、完整姓名与交易信息；数据仅存于本机浏览器，不上传服务器。</w:t>
       </w:r>
     </w:p>
+    <w:tbl>
+      <w:tblPr>
+        <w:tblStyle w:val="TableGrid"/>
+        <w:tblW w:type="dxa" w:w="9360"/>
+        <w:jc w:val="left"/>
+        <w:tblLayout w:type="fixed"/>
+        <w:tblLook w:firstColumn="1" w:firstRow="1" w:lastColumn="0" w:lastRow="0" w:noHBand="0" w:noVBand="1" w:val="04A0"/>
+        <w:tblInd w:type="dxa" w:w="120"/>
+      </w:tblPr>
+      <w:tblGrid>
+        <w:gridCol w:w="9360"/>
+      </w:tblGrid>
+      <w:tr>
+        <w:trPr/>
+        <w:tc>
+          <w:tcPr>
+            <w:tcW w:type="dxa" w:w="9360"/>
+            <w:shd w:val="clear" w:color="auto" w:fill="F4F6F9"/>
+            <w:vAlign w:val="center"/>
+            <w:tcMar>
+              <w:top w:w="80" w:type="dxa"/>
+              <w:bottom w:w="80" w:type="dxa"/>
+              <w:start w:w="120" w:type="dxa"/>
+              <w:end w:w="120" w:type="dxa"/>
+            </w:tcMar>
+          </w:tcPr>
+          <w:p>
+            <w:pPr>
+              <w:spacing w:before="80" w:after="80" w:line="300" w:lineRule="auto"/>
+            </w:pPr>
+            <w:r>
+              <w:rPr>
+                <w:rFonts w:ascii="Calibri" w:hAnsi="Calibri" w:eastAsia="宋体"/>
+                <w:b/>
+                <w:i w:val="0"/>
+                <w:color w:val="0B2545"/>
+                <w:sz w:val="22"/>
+              </w:rPr>
+              <w:t>设计考量：</w:t>
+            </w:r>
+            <w:r>
+              <w:rPr>
+                <w:rFonts w:ascii="Calibri" w:hAnsi="Calibri" w:eastAsia="宋体"/>
+                <w:b w:val="0"/>
+                <w:i w:val="0"/>
+                <w:sz w:val="22"/>
+              </w:rPr>
+              <w:t>设置页管理数据的“一生”：进（模板/导入）、出（导出）、回退（撤销导入）、销毁（清空）。清空需要三次确认，是为了给不可逆操作留足后悔时间；提醒开关尊重不同人的工作习惯。</w:t>
+            </w:r>
+          </w:p>
+        </w:tc>
+      </w:tr>
+    </w:tbl>
     <w:p>
       <w:pPr>
         <w:pStyle w:val="Heading1"/>
@@ -4772,6 +5694,90 @@
           <w:sz w:val="22"/>
         </w:rPr>
         <w:t>不能。清空为永久删除，建议定期导出备份后再进行清空操作。</w:t>
+      </w:r>
+    </w:p>
+    <w:p>
+      <w:pPr>
+        <w:spacing w:before="120" w:after="40"/>
+      </w:pPr>
+      <w:r>
+        <w:rPr>
+          <w:rFonts w:ascii="Calibri" w:hAnsi="Calibri" w:eastAsia="宋体"/>
+          <w:b/>
+          <w:i w:val="0"/>
+          <w:sz w:val="22"/>
+        </w:rPr>
+        <w:t>为什么完成关怀后会弹出“数据备份提醒”？</w:t>
+      </w:r>
+    </w:p>
+    <w:p>
+      <w:pPr>
+        <w:spacing w:before="0" w:after="120" w:line="300" w:lineRule="auto"/>
+      </w:pPr>
+      <w:r>
+        <w:rPr>
+          <w:rFonts w:ascii="Calibri" w:hAnsi="Calibri" w:eastAsia="宋体"/>
+          <w:b w:val="0"/>
+          <w:i w:val="0"/>
+          <w:sz w:val="22"/>
+        </w:rPr>
+        <w:t>心桥的数据只保存在本机浏览器，手机清内存、清历史或换机都可能导致数据丢失。这是每天一次的安全提醒，点击“去导出”可直达备份入口。</w:t>
+      </w:r>
+    </w:p>
+    <w:p>
+      <w:pPr>
+        <w:spacing w:before="120" w:after="40"/>
+      </w:pPr>
+      <w:r>
+        <w:rPr>
+          <w:rFonts w:ascii="Calibri" w:hAnsi="Calibri" w:eastAsia="宋体"/>
+          <w:b/>
+          <w:i w:val="0"/>
+          <w:sz w:val="22"/>
+        </w:rPr>
+        <w:t>星标和 A/B/C 等级有什么区别？</w:t>
+      </w:r>
+    </w:p>
+    <w:p>
+      <w:pPr>
+        <w:spacing w:before="0" w:after="120" w:line="300" w:lineRule="auto"/>
+      </w:pPr>
+      <w:r>
+        <w:rPr>
+          <w:rFonts w:ascii="Calibri" w:hAnsi="Calibri" w:eastAsia="宋体"/>
+          <w:b w:val="0"/>
+          <w:i w:val="0"/>
+          <w:sz w:val="22"/>
+        </w:rPr>
+        <w:t>等级衡量客户价值，星标表达“值得被记住”，两者相互独立。C 类客户同样可以打星标置顶，方便随时找到。</w:t>
+      </w:r>
+    </w:p>
+    <w:p>
+      <w:pPr>
+        <w:spacing w:before="120" w:after="40"/>
+      </w:pPr>
+      <w:r>
+        <w:rPr>
+          <w:rFonts w:ascii="Calibri" w:hAnsi="Calibri" w:eastAsia="宋体"/>
+          <w:b/>
+          <w:i w:val="0"/>
+          <w:sz w:val="22"/>
+        </w:rPr>
+        <w:t>客户信息里的“38岁 / 属龙 / 狮子座 / 本命年”是什么？</w:t>
+      </w:r>
+    </w:p>
+    <w:p>
+      <w:pPr>
+        <w:spacing w:before="0" w:after="120" w:line="300" w:lineRule="auto"/>
+      </w:pPr>
+      <w:r>
+        <w:rPr>
+          <w:rFonts w:ascii="Calibri" w:hAnsi="Calibri" w:eastAsia="宋体"/>
+          <w:b w:val="0"/>
+          <w:i w:val="0"/>
+          <w:sz w:val="22"/>
+        </w:rPr>
+        <w:t>生日填写了年份后，系统会自动计算这些画像标签，用于准备祝福语、挑选礼品和选择聊天话题；只填了月日没有年份则不会显示，避免推算错误。</w:t>
       </w:r>
     </w:p>
     <w:p>
@@ -5071,7 +6077,7 @@
                 <w:i w:val="0"/>
                 <w:sz w:val="21"/>
               </w:rPr>
-              <w:t>V1.1</w:t>
+              <w:t>V1.2</w:t>
             </w:r>
           </w:p>
         </w:tc>
@@ -5788,6 +6794,171 @@
                 <w:i w:val="0"/>
                 <w:sz w:val="21"/>
               </w:rPr>
+              <w:t>设为星标</w:t>
+            </w:r>
+          </w:p>
+        </w:tc>
+        <w:tc>
+          <w:tcPr>
+            <w:tcW w:type="dxa" w:w="5904"/>
+            <w:vAlign w:val="center"/>
+            <w:tcMar>
+              <w:top w:w="80" w:type="dxa"/>
+              <w:bottom w:w="80" w:type="dxa"/>
+              <w:start w:w="120" w:type="dxa"/>
+              <w:end w:w="120" w:type="dxa"/>
+            </w:tcMar>
+          </w:tcPr>
+          <w:p>
+            <w:pPr>
+              <w:spacing w:before="40" w:after="40" w:line="264" w:lineRule="auto"/>
+            </w:pPr>
+            <w:r>
+              <w:rPr>
+                <w:rFonts w:ascii="Calibri" w:hAnsi="Calibri" w:eastAsia="宋体"/>
+                <w:b w:val="0"/>
+                <w:i w:val="0"/>
+                <w:sz w:val="21"/>
+              </w:rPr>
+              <w:t>客户列表行星形图标 / 客户详情右上角</w:t>
+            </w:r>
+          </w:p>
+        </w:tc>
+      </w:tr>
+      <w:tr>
+        <w:trPr/>
+        <w:tc>
+          <w:tcPr>
+            <w:tcW w:type="dxa" w:w="3456"/>
+            <w:vAlign w:val="center"/>
+            <w:tcMar>
+              <w:top w:w="80" w:type="dxa"/>
+              <w:bottom w:w="80" w:type="dxa"/>
+              <w:start w:w="120" w:type="dxa"/>
+              <w:end w:w="120" w:type="dxa"/>
+            </w:tcMar>
+          </w:tcPr>
+          <w:p>
+            <w:pPr>
+              <w:spacing w:before="40" w:after="40" w:line="264" w:lineRule="auto"/>
+            </w:pPr>
+            <w:r>
+              <w:rPr>
+                <w:rFonts w:ascii="Calibri" w:hAnsi="Calibri" w:eastAsia="宋体"/>
+                <w:b w:val="0"/>
+                <w:i w:val="0"/>
+                <w:sz w:val="21"/>
+              </w:rPr>
+              <w:t>查看星标客户</w:t>
+            </w:r>
+          </w:p>
+        </w:tc>
+        <w:tc>
+          <w:tcPr>
+            <w:tcW w:type="dxa" w:w="5904"/>
+            <w:vAlign w:val="center"/>
+            <w:tcMar>
+              <w:top w:w="80" w:type="dxa"/>
+              <w:bottom w:w="80" w:type="dxa"/>
+              <w:start w:w="120" w:type="dxa"/>
+              <w:end w:w="120" w:type="dxa"/>
+            </w:tcMar>
+          </w:tcPr>
+          <w:p>
+            <w:pPr>
+              <w:spacing w:before="40" w:after="40" w:line="264" w:lineRule="auto"/>
+            </w:pPr>
+            <w:r>
+              <w:rPr>
+                <w:rFonts w:ascii="Calibri" w:hAnsi="Calibri" w:eastAsia="宋体"/>
+                <w:b w:val="0"/>
+                <w:i w:val="0"/>
+                <w:sz w:val="21"/>
+              </w:rPr>
+              <w:t>客户 → 星标筛选</w:t>
+            </w:r>
+          </w:p>
+        </w:tc>
+      </w:tr>
+      <w:tr>
+        <w:trPr/>
+        <w:tc>
+          <w:tcPr>
+            <w:tcW w:type="dxa" w:w="3456"/>
+            <w:vAlign w:val="center"/>
+            <w:tcMar>
+              <w:top w:w="80" w:type="dxa"/>
+              <w:bottom w:w="80" w:type="dxa"/>
+              <w:start w:w="120" w:type="dxa"/>
+              <w:end w:w="120" w:type="dxa"/>
+            </w:tcMar>
+          </w:tcPr>
+          <w:p>
+            <w:pPr>
+              <w:spacing w:before="40" w:after="40" w:line="264" w:lineRule="auto"/>
+            </w:pPr>
+            <w:r>
+              <w:rPr>
+                <w:rFonts w:ascii="Calibri" w:hAnsi="Calibri" w:eastAsia="宋体"/>
+                <w:b w:val="0"/>
+                <w:i w:val="0"/>
+                <w:sz w:val="21"/>
+              </w:rPr>
+              <w:t>查看生日标签</w:t>
+            </w:r>
+          </w:p>
+        </w:tc>
+        <w:tc>
+          <w:tcPr>
+            <w:tcW w:type="dxa" w:w="5904"/>
+            <w:vAlign w:val="center"/>
+            <w:tcMar>
+              <w:top w:w="80" w:type="dxa"/>
+              <w:bottom w:w="80" w:type="dxa"/>
+              <w:start w:w="120" w:type="dxa"/>
+              <w:end w:w="120" w:type="dxa"/>
+            </w:tcMar>
+          </w:tcPr>
+          <w:p>
+            <w:pPr>
+              <w:spacing w:before="40" w:after="40" w:line="264" w:lineRule="auto"/>
+            </w:pPr>
+            <w:r>
+              <w:rPr>
+                <w:rFonts w:ascii="Calibri" w:hAnsi="Calibri" w:eastAsia="宋体"/>
+                <w:b w:val="0"/>
+                <w:i w:val="0"/>
+                <w:sz w:val="21"/>
+              </w:rPr>
+              <w:t>客户详情 / 客户列表（生日含年份时自动显示）</w:t>
+            </w:r>
+          </w:p>
+        </w:tc>
+      </w:tr>
+      <w:tr>
+        <w:trPr/>
+        <w:tc>
+          <w:tcPr>
+            <w:tcW w:type="dxa" w:w="3456"/>
+            <w:vAlign w:val="center"/>
+            <w:tcMar>
+              <w:top w:w="80" w:type="dxa"/>
+              <w:bottom w:w="80" w:type="dxa"/>
+              <w:start w:w="120" w:type="dxa"/>
+              <w:end w:w="120" w:type="dxa"/>
+            </w:tcMar>
+          </w:tcPr>
+          <w:p>
+            <w:pPr>
+              <w:spacing w:before="40" w:after="40" w:line="264" w:lineRule="auto"/>
+            </w:pPr>
+            <w:r>
+              <w:rPr>
+                <w:rFonts w:ascii="Calibri" w:hAnsi="Calibri" w:eastAsia="宋体"/>
+                <w:b w:val="0"/>
+                <w:i w:val="0"/>
+                <w:sz w:val="21"/>
+              </w:rPr>
               <w:t>安装到 iPhone 主屏幕</w:t>
             </w:r>
           </w:p>
@@ -5870,6 +7041,61 @@
                 <w:sz w:val="21"/>
               </w:rPr>
               <w:t>客户详情 → 家属关系 → 新增家属</w:t>
+            </w:r>
+          </w:p>
+        </w:tc>
+      </w:tr>
+      <w:tr>
+        <w:trPr/>
+        <w:tc>
+          <w:tcPr>
+            <w:tcW w:type="dxa" w:w="3456"/>
+            <w:vAlign w:val="center"/>
+            <w:tcMar>
+              <w:top w:w="80" w:type="dxa"/>
+              <w:bottom w:w="80" w:type="dxa"/>
+              <w:start w:w="120" w:type="dxa"/>
+              <w:end w:w="120" w:type="dxa"/>
+            </w:tcMar>
+          </w:tcPr>
+          <w:p>
+            <w:pPr>
+              <w:spacing w:before="40" w:after="40" w:line="264" w:lineRule="auto"/>
+            </w:pPr>
+            <w:r>
+              <w:rPr>
+                <w:rFonts w:ascii="Calibri" w:hAnsi="Calibri" w:eastAsia="宋体"/>
+                <w:b w:val="0"/>
+                <w:i w:val="0"/>
+                <w:sz w:val="21"/>
+              </w:rPr>
+              <w:t>查看家属生日</w:t>
+            </w:r>
+          </w:p>
+        </w:tc>
+        <w:tc>
+          <w:tcPr>
+            <w:tcW w:type="dxa" w:w="5904"/>
+            <w:vAlign w:val="center"/>
+            <w:tcMar>
+              <w:top w:w="80" w:type="dxa"/>
+              <w:bottom w:w="80" w:type="dxa"/>
+              <w:start w:w="120" w:type="dxa"/>
+              <w:end w:w="120" w:type="dxa"/>
+            </w:tcMar>
+          </w:tcPr>
+          <w:p>
+            <w:pPr>
+              <w:spacing w:before="40" w:after="40" w:line="264" w:lineRule="auto"/>
+            </w:pPr>
+            <w:r>
+              <w:rPr>
+                <w:rFonts w:ascii="Calibri" w:hAnsi="Calibri" w:eastAsia="宋体"/>
+                <w:b w:val="0"/>
+                <w:i w:val="0"/>
+                <w:sz w:val="21"/>
+              </w:rPr>
+              <w:t>客户详情 → 家属关系条目（显示生日倒计时）</w:t>
             </w:r>
           </w:p>
         </w:tc>
@@ -6035,6 +7261,61 @@
                 <w:sz w:val="21"/>
               </w:rPr>
               <w:t>今日生日卡片 → 完成维护</w:t>
+            </w:r>
+          </w:p>
+        </w:tc>
+      </w:tr>
+      <w:tr>
+        <w:trPr/>
+        <w:tc>
+          <w:tcPr>
+            <w:tcW w:type="dxa" w:w="3456"/>
+            <w:vAlign w:val="center"/>
+            <w:tcMar>
+              <w:top w:w="80" w:type="dxa"/>
+              <w:bottom w:w="80" w:type="dxa"/>
+              <w:start w:w="120" w:type="dxa"/>
+              <w:end w:w="120" w:type="dxa"/>
+            </w:tcMar>
+          </w:tcPr>
+          <w:p>
+            <w:pPr>
+              <w:spacing w:before="40" w:after="40" w:line="264" w:lineRule="auto"/>
+            </w:pPr>
+            <w:r>
+              <w:rPr>
+                <w:rFonts w:ascii="Calibri" w:hAnsi="Calibri" w:eastAsia="宋体"/>
+                <w:b w:val="0"/>
+                <w:i w:val="0"/>
+                <w:sz w:val="21"/>
+              </w:rPr>
+              <w:t>数据备份提醒</w:t>
+            </w:r>
+          </w:p>
+        </w:tc>
+        <w:tc>
+          <w:tcPr>
+            <w:tcW w:type="dxa" w:w="5904"/>
+            <w:vAlign w:val="center"/>
+            <w:tcMar>
+              <w:top w:w="80" w:type="dxa"/>
+              <w:bottom w:w="80" w:type="dxa"/>
+              <w:start w:w="120" w:type="dxa"/>
+              <w:end w:w="120" w:type="dxa"/>
+            </w:tcMar>
+          </w:tcPr>
+          <w:p>
+            <w:pPr>
+              <w:spacing w:before="40" w:after="40" w:line="264" w:lineRule="auto"/>
+            </w:pPr>
+            <w:r>
+              <w:rPr>
+                <w:rFonts w:ascii="Calibri" w:hAnsi="Calibri" w:eastAsia="宋体"/>
+                <w:b w:val="0"/>
+                <w:i w:val="0"/>
+                <w:sz w:val="21"/>
+              </w:rPr>
+              <w:t>完成关怀后自动弹出（每日一次）</w:t>
             </w:r>
           </w:p>
         </w:tc>

--- a/docs/心桥_产品使用文档.docx
+++ b/docs/心桥_产品使用文档.docx
@@ -63,7 +63,7 @@
           <w:color w:val="7F7F7F"/>
           <w:sz w:val="21"/>
         </w:rPr>
-        <w:t>版本：V1.2</w:t>
+        <w:t>版本：V1.3</w:t>
       </w:r>
     </w:p>
     <w:p>
@@ -80,6 +80,22 @@
           <w:sz w:val="21"/>
         </w:rPr>
         <w:t>适用对象：银行客户经理</w:t>
+      </w:r>
+    </w:p>
+    <w:p>
+      <w:pPr>
+        <w:spacing w:before="0" w:after="120" w:line="300" w:lineRule="auto"/>
+        <w:jc w:val="center"/>
+      </w:pPr>
+      <w:r>
+        <w:rPr>
+          <w:rFonts w:ascii="Calibri" w:hAnsi="Calibri" w:eastAsia="宋体"/>
+          <w:b w:val="0"/>
+          <w:i w:val="0"/>
+          <w:color w:val="7F7F7F"/>
+          <w:sz w:val="21"/>
+        </w:rPr>
+        <w:t>产品定位：客户关怀系统</w:t>
       </w:r>
     </w:p>
     <w:p>
@@ -393,7 +409,7 @@
           <w:i w:val="0"/>
           <w:sz w:val="22"/>
         </w:rPr>
-        <w:t>心桥（客户生日关怀助手）是一款面向银行客户经理的轻量化客户关系维护工具，品牌口号为“为你搭建与客户之间心的桥梁”。产品以“客户编号 + 生日提醒 + 祝福辅助 + 维护记录”为主线，帮助客户经理每天用 30 秒到 2 分钟完成重点客户的生日关怀，避免遗漏、沉淀关系资产。</w:t>
+        <w:t>心桥是一款面向银行客户经理的客户关怀系统，品牌 slogan 为“您与客户之间心的桥梁”，常驻展示在应用顶部标题区。产品以“客户编号 + 生日提醒 + 祝福辅助 + 维护记录 + 家属关系”为主线，帮助客户经理每天用 30 秒到 2 分钟完成重点客户的关怀，避免遗漏、沉淀关系资产。</w:t>
       </w:r>
     </w:p>
     <w:p>
@@ -1409,6 +1425,28 @@
       </w:pPr>
       <w:r>
         <w:t>图 3  首页工作台</w:t>
+      </w:r>
+    </w:p>
+    <w:p>
+      <w:pPr>
+        <w:pStyle w:val="Heading2"/>
+      </w:pPr>
+      <w:r>
+        <w:t>3.0  顶部标题区（品牌与问候）</w:t>
+      </w:r>
+    </w:p>
+    <w:p>
+      <w:pPr>
+        <w:spacing w:before="0" w:after="120" w:line="300" w:lineRule="auto"/>
+      </w:pPr>
+      <w:r>
+        <w:rPr>
+          <w:rFonts w:ascii="Calibri" w:hAnsi="Calibri" w:eastAsia="宋体"/>
+          <w:b w:val="0"/>
+          <w:i w:val="0"/>
+          <w:sz w:val="22"/>
+        </w:rPr>
+        <w:t>顶部标题区展示品牌信息与个人问候：左侧为“心桥 · 客户关怀系统”与品牌 slogan“您与客户之间心的桥梁”；中间居中显示当天日期；右侧为应用图标与“Hi，用户名”问候。用户名可在“设置 → 账户与团队”中填写，未设置时显示“Hi，客户经理”。</w:t>
       </w:r>
     </w:p>
     <w:p>
@@ -5076,10 +5114,46 @@
     </w:p>
     <w:p>
       <w:pPr>
+        <w:spacing w:before="0" w:after="120" w:line="300" w:lineRule="auto"/>
+      </w:pPr>
+      <w:r>
+        <w:rPr>
+          <w:rFonts w:ascii="Calibri" w:hAnsi="Calibri" w:eastAsia="宋体"/>
+          <w:b w:val="0"/>
+          <w:i w:val="0"/>
+          <w:sz w:val="22"/>
+        </w:rPr>
+        <w:t>设置页按类别分组展示，共四组：账户与团队、数据管理、提醒设置、帮助与关于。</w:t>
+      </w:r>
+    </w:p>
+    <w:p>
+      <w:pPr>
         <w:pStyle w:val="Heading2"/>
       </w:pPr>
       <w:r>
-        <w:t>8.1  数据管理</w:t>
+        <w:t>8.1  账户与团队</w:t>
+      </w:r>
+    </w:p>
+    <w:p>
+      <w:pPr>
+        <w:spacing w:before="0" w:after="120" w:line="300" w:lineRule="auto"/>
+      </w:pPr>
+      <w:r>
+        <w:rPr>
+          <w:rFonts w:ascii="Calibri" w:hAnsi="Calibri" w:eastAsia="宋体"/>
+          <w:b w:val="0"/>
+          <w:i w:val="0"/>
+          <w:sz w:val="22"/>
+        </w:rPr>
+        <w:t>填写当前用户名与所属团队：用户名会显示在顶部标题区的“Hi，用户名”问候中，增加归属感；团队信息将用于后续日报/周报汇总时按团队归类数据。填写后离开输入框即自动保存。</w:t>
+      </w:r>
+    </w:p>
+    <w:p>
+      <w:pPr>
+        <w:pStyle w:val="Heading2"/>
+      </w:pPr>
+      <w:r>
+        <w:t>8.2  数据管理</w:t>
       </w:r>
     </w:p>
     <w:p>
@@ -5182,7 +5256,7 @@
         <w:pStyle w:val="Heading2"/>
       </w:pPr>
       <w:r>
-        <w:t>8.2  清空所有数据（三次确认）</w:t>
+        <w:t>8.3  清空所有数据（三次确认）</w:t>
       </w:r>
     </w:p>
     <w:p>
@@ -5316,7 +5390,7 @@
         <w:pStyle w:val="Heading2"/>
       </w:pPr>
       <w:r>
-        <w:t>8.3  提醒设置</w:t>
+        <w:t>8.4  提醒设置</w:t>
       </w:r>
     </w:p>
     <w:p>
@@ -5338,7 +5412,7 @@
         <w:pStyle w:val="Heading2"/>
       </w:pPr>
       <w:r>
-        <w:t>8.4  隐私说明</w:t>
+        <w:t>8.5  帮助与关于</w:t>
       </w:r>
     </w:p>
     <w:p>
@@ -5352,7 +5426,35 @@
           <w:i w:val="0"/>
           <w:sz w:val="22"/>
         </w:rPr>
-        <w:t>仅保存客户编号、简称、生日、性别、行业、等级与备注；不保存身份证号、账号、完整姓名与交易信息；数据仅存于本机浏览器，不上传服务器。</w:t>
+        <w:t>用户手册（PDF）：点击“查看 / 下载”可打开最新版完整使用手册，包含产品定位（客户关怀系统）、品牌 slogan（您与客户之间心的桥梁）与全部功能介绍；PDF 为独立文件，通过链接打开或下载，不占用应用本身体积。</w:t>
+      </w:r>
+    </w:p>
+    <w:p>
+      <w:pPr>
+        <w:spacing w:before="0" w:after="120" w:line="300" w:lineRule="auto"/>
+      </w:pPr>
+      <w:r>
+        <w:rPr>
+          <w:rFonts w:ascii="Calibri" w:hAnsi="Calibri" w:eastAsia="宋体"/>
+          <w:b w:val="0"/>
+          <w:i w:val="0"/>
+          <w:sz w:val="22"/>
+        </w:rPr>
+        <w:t>隐私说明：仅保存客户编号、简称、生日、性别、行业、等级与备注；不保存身份证号、账号、完整姓名与交易信息；数据仅存于本机浏览器，不上传服务器。</w:t>
+      </w:r>
+    </w:p>
+    <w:p>
+      <w:pPr>
+        <w:spacing w:before="0" w:after="120" w:line="300" w:lineRule="auto"/>
+      </w:pPr>
+      <w:r>
+        <w:rPr>
+          <w:rFonts w:ascii="Calibri" w:hAnsi="Calibri" w:eastAsia="宋体"/>
+          <w:b w:val="0"/>
+          <w:i w:val="0"/>
+          <w:sz w:val="22"/>
+        </w:rPr>
+        <w:t>关于心桥：心桥 · 客户关怀系统——您与客户之间心的桥梁。面向银行客户经理，提供生日提醒、祝福辅助、维护记录与家属关系管理。</w:t>
       </w:r>
     </w:p>
     <w:tbl>
@@ -5402,7 +5504,7 @@
                 <w:i w:val="0"/>
                 <w:sz w:val="22"/>
               </w:rPr>
-              <w:t>设置页管理数据的“一生”：进（模板/导入）、出（导出）、回退（撤销导入）、销毁（清空）。清空需要三次确认，是为了给不可逆操作留足后悔时间；提醒开关尊重不同人的工作习惯。</w:t>
+              <w:t>设置项按“账户 / 数据 / 提醒 / 帮助”分组，让高频操作（导出、导入）与低频操作（清空、关于）各归其位。用户名与团队为后续日报汇总铺路，Header 问候则让工具更有“自己的”感觉。用户手册以 PDF 形式外链查看，保持应用轻量化。</w:t>
             </w:r>
           </w:p>
         </w:tc>
@@ -5778,6 +5880,90 @@
           <w:sz w:val="22"/>
         </w:rPr>
         <w:t>生日填写了年份后，系统会自动计算这些画像标签，用于准备祝福语、挑选礼品和选择聊天话题；只填了月日没有年份则不会显示，避免推算错误。</w:t>
+      </w:r>
+    </w:p>
+    <w:p>
+      <w:pPr>
+        <w:spacing w:before="120" w:after="40"/>
+      </w:pPr>
+      <w:r>
+        <w:rPr>
+          <w:rFonts w:ascii="Calibri" w:hAnsi="Calibri" w:eastAsia="宋体"/>
+          <w:b/>
+          <w:i w:val="0"/>
+          <w:sz w:val="22"/>
+        </w:rPr>
+        <w:t>如何修改用户名和团队？</w:t>
+      </w:r>
+    </w:p>
+    <w:p>
+      <w:pPr>
+        <w:spacing w:before="0" w:after="120" w:line="300" w:lineRule="auto"/>
+      </w:pPr>
+      <w:r>
+        <w:rPr>
+          <w:rFonts w:ascii="Calibri" w:hAnsi="Calibri" w:eastAsia="宋体"/>
+          <w:b w:val="0"/>
+          <w:i w:val="0"/>
+          <w:sz w:val="22"/>
+        </w:rPr>
+        <w:t>进入“设置 → 账户与团队”，填写当前用户名与所属团队，离开输入框即自动保存；顶部标题区会显示“Hi，用户名”问候。</w:t>
+      </w:r>
+    </w:p>
+    <w:p>
+      <w:pPr>
+        <w:spacing w:before="120" w:after="40"/>
+      </w:pPr>
+      <w:r>
+        <w:rPr>
+          <w:rFonts w:ascii="Calibri" w:hAnsi="Calibri" w:eastAsia="宋体"/>
+          <w:b/>
+          <w:i w:val="0"/>
+          <w:sz w:val="22"/>
+        </w:rPr>
+        <w:t>如何查看最新版用户手册？</w:t>
+      </w:r>
+    </w:p>
+    <w:p>
+      <w:pPr>
+        <w:spacing w:before="0" w:after="120" w:line="300" w:lineRule="auto"/>
+      </w:pPr>
+      <w:r>
+        <w:rPr>
+          <w:rFonts w:ascii="Calibri" w:hAnsi="Calibri" w:eastAsia="宋体"/>
+          <w:b w:val="0"/>
+          <w:i w:val="0"/>
+          <w:sz w:val="22"/>
+        </w:rPr>
+        <w:t>进入“设置 → 帮助与关于 → 用户手册（PDF）”，点击“查看 / 下载”即可打开或保存最新版完整使用手册。</w:t>
+      </w:r>
+    </w:p>
+    <w:p>
+      <w:pPr>
+        <w:spacing w:before="120" w:after="40"/>
+      </w:pPr>
+      <w:r>
+        <w:rPr>
+          <w:rFonts w:ascii="Calibri" w:hAnsi="Calibri" w:eastAsia="宋体"/>
+          <w:b/>
+          <w:i w:val="0"/>
+          <w:sz w:val="22"/>
+        </w:rPr>
+        <w:t>“客户关怀系统”和“您与客户之间心的桥梁”是什么？</w:t>
+      </w:r>
+    </w:p>
+    <w:p>
+      <w:pPr>
+        <w:spacing w:before="0" w:after="120" w:line="300" w:lineRule="auto"/>
+      </w:pPr>
+      <w:r>
+        <w:rPr>
+          <w:rFonts w:ascii="Calibri" w:hAnsi="Calibri" w:eastAsia="宋体"/>
+          <w:b w:val="0"/>
+          <w:i w:val="0"/>
+          <w:sz w:val="22"/>
+        </w:rPr>
+        <w:t>“客户关怀系统”是产品定位，说明它是一款客户关怀工具；“您与客户之间心的桥梁”是品牌 slogan，解释“心桥”名字的含义，两者常驻展示在应用顶部标题区。</w:t>
       </w:r>
     </w:p>
     <w:p>
@@ -6077,7 +6263,7 @@
                 <w:i w:val="0"/>
                 <w:sz w:val="21"/>
               </w:rPr>
-              <w:t>V1.2</w:t>
+              <w:t>V1.3</w:t>
             </w:r>
           </w:p>
         </w:tc>
@@ -6546,6 +6732,116 @@
                 <w:sz w:val="21"/>
               </w:rPr>
               <w:t>浏览器打开 https://xinqiao.ninkoro.com</w:t>
+            </w:r>
+          </w:p>
+        </w:tc>
+      </w:tr>
+      <w:tr>
+        <w:trPr/>
+        <w:tc>
+          <w:tcPr>
+            <w:tcW w:type="dxa" w:w="3456"/>
+            <w:vAlign w:val="center"/>
+            <w:tcMar>
+              <w:top w:w="80" w:type="dxa"/>
+              <w:bottom w:w="80" w:type="dxa"/>
+              <w:start w:w="120" w:type="dxa"/>
+              <w:end w:w="120" w:type="dxa"/>
+            </w:tcMar>
+          </w:tcPr>
+          <w:p>
+            <w:pPr>
+              <w:spacing w:before="40" w:after="40" w:line="264" w:lineRule="auto"/>
+            </w:pPr>
+            <w:r>
+              <w:rPr>
+                <w:rFonts w:ascii="Calibri" w:hAnsi="Calibri" w:eastAsia="宋体"/>
+                <w:b w:val="0"/>
+                <w:i w:val="0"/>
+                <w:sz w:val="21"/>
+              </w:rPr>
+              <w:t>设置用户名 / 团队</w:t>
+            </w:r>
+          </w:p>
+        </w:tc>
+        <w:tc>
+          <w:tcPr>
+            <w:tcW w:type="dxa" w:w="5904"/>
+            <w:vAlign w:val="center"/>
+            <w:tcMar>
+              <w:top w:w="80" w:type="dxa"/>
+              <w:bottom w:w="80" w:type="dxa"/>
+              <w:start w:w="120" w:type="dxa"/>
+              <w:end w:w="120" w:type="dxa"/>
+            </w:tcMar>
+          </w:tcPr>
+          <w:p>
+            <w:pPr>
+              <w:spacing w:before="40" w:after="40" w:line="264" w:lineRule="auto"/>
+            </w:pPr>
+            <w:r>
+              <w:rPr>
+                <w:rFonts w:ascii="Calibri" w:hAnsi="Calibri" w:eastAsia="宋体"/>
+                <w:b w:val="0"/>
+                <w:i w:val="0"/>
+                <w:sz w:val="21"/>
+              </w:rPr>
+              <w:t>设置 → 账户与团队</w:t>
+            </w:r>
+          </w:p>
+        </w:tc>
+      </w:tr>
+      <w:tr>
+        <w:trPr/>
+        <w:tc>
+          <w:tcPr>
+            <w:tcW w:type="dxa" w:w="3456"/>
+            <w:vAlign w:val="center"/>
+            <w:tcMar>
+              <w:top w:w="80" w:type="dxa"/>
+              <w:bottom w:w="80" w:type="dxa"/>
+              <w:start w:w="120" w:type="dxa"/>
+              <w:end w:w="120" w:type="dxa"/>
+            </w:tcMar>
+          </w:tcPr>
+          <w:p>
+            <w:pPr>
+              <w:spacing w:before="40" w:after="40" w:line="264" w:lineRule="auto"/>
+            </w:pPr>
+            <w:r>
+              <w:rPr>
+                <w:rFonts w:ascii="Calibri" w:hAnsi="Calibri" w:eastAsia="宋体"/>
+                <w:b w:val="0"/>
+                <w:i w:val="0"/>
+                <w:sz w:val="21"/>
+              </w:rPr>
+              <w:t>查看用户手册</w:t>
+            </w:r>
+          </w:p>
+        </w:tc>
+        <w:tc>
+          <w:tcPr>
+            <w:tcW w:type="dxa" w:w="5904"/>
+            <w:vAlign w:val="center"/>
+            <w:tcMar>
+              <w:top w:w="80" w:type="dxa"/>
+              <w:bottom w:w="80" w:type="dxa"/>
+              <w:start w:w="120" w:type="dxa"/>
+              <w:end w:w="120" w:type="dxa"/>
+            </w:tcMar>
+          </w:tcPr>
+          <w:p>
+            <w:pPr>
+              <w:spacing w:before="40" w:after="40" w:line="264" w:lineRule="auto"/>
+            </w:pPr>
+            <w:r>
+              <w:rPr>
+                <w:rFonts w:ascii="Calibri" w:hAnsi="Calibri" w:eastAsia="宋体"/>
+                <w:b w:val="0"/>
+                <w:i w:val="0"/>
+                <w:sz w:val="21"/>
+              </w:rPr>
+              <w:t>设置 → 帮助与关于 → 用户手册（PDF）</w:t>
             </w:r>
           </w:p>
         </w:tc>

--- a/docs/心桥_产品使用文档.docx
+++ b/docs/心桥_产品使用文档.docx
@@ -47,7 +47,7 @@
           <w:color w:val="595959"/>
           <w:sz w:val="28"/>
         </w:rPr>
-        <w:t>为你搭建与客户之间心的桥梁</w:t>
+        <w:t>心的桥梁</w:t>
       </w:r>
     </w:p>
     <w:p>
@@ -409,7 +409,7 @@
           <w:i w:val="0"/>
           <w:sz w:val="22"/>
         </w:rPr>
-        <w:t>心桥是一款面向银行客户经理的客户关怀系统，品牌 slogan 为“您与客户之间心的桥梁”，常驻展示在应用顶部标题区。产品以“客户编号 + 生日提醒 + 祝福辅助 + 维护记录 + 家属关系”为主线，帮助客户经理每天用 30 秒到 2 分钟完成重点客户的关怀，避免遗漏、沉淀关系资产。</w:t>
+        <w:t>心桥是一款面向银行客户经理的客户关怀系统，品牌 slogan 为“心的桥梁”，常驻展示在应用顶部标题区。产品以“客户编号 + 生日提醒 + 祝福辅助 + 维护记录 + 家属关系”为主线，帮助客户经理每天用 30 秒到 2 分钟完成重点客户的关怀，避免遗漏、沉淀关系资产。</w:t>
       </w:r>
     </w:p>
     <w:p>
@@ -1446,7 +1446,7 @@
           <w:i w:val="0"/>
           <w:sz w:val="22"/>
         </w:rPr>
-        <w:t>顶部标题区展示品牌信息与个人问候：左侧为“心桥 · 客户关怀系统”与品牌 slogan“您与客户之间心的桥梁”；中间居中显示当天日期；右侧为应用图标与“Hi，用户名”问候。用户名可在“设置 → 账户与团队”中填写，未设置时显示“Hi，客户经理”。</w:t>
+        <w:t>顶部标题区展示品牌信息与个人问候：左侧为“心桥 · 客户关怀系统”与品牌 slogan“心的桥梁”；中间居中显示当天日期；右侧为应用图标与“Hi，用户名”问候。用户名可在“设置 → 账户与团队”中填写，未设置时显示“Hi，客户经理”。</w:t>
       </w:r>
     </w:p>
     <w:p>
@@ -5426,7 +5426,7 @@
           <w:i w:val="0"/>
           <w:sz w:val="22"/>
         </w:rPr>
-        <w:t>用户手册（PDF）：点击“查看 / 下载”可打开最新版完整使用手册，包含产品定位（客户关怀系统）、品牌 slogan（您与客户之间心的桥梁）与全部功能介绍；PDF 为独立文件，通过链接打开或下载，不占用应用本身体积。</w:t>
+        <w:t>用户手册（PDF）：点击“查看 / 下载”可打开最新版完整使用手册，包含产品定位（客户关怀系统）、品牌 slogan（心的桥梁）与全部功能介绍；PDF 为独立文件，通过链接打开或下载，不占用应用本身体积。</w:t>
       </w:r>
     </w:p>
     <w:p>
@@ -5454,7 +5454,7 @@
           <w:i w:val="0"/>
           <w:sz w:val="22"/>
         </w:rPr>
-        <w:t>关于心桥：心桥 · 客户关怀系统——您与客户之间心的桥梁。面向银行客户经理，提供生日提醒、祝福辅助、维护记录与家属关系管理。</w:t>
+        <w:t>关于心桥：心桥 · 客户关怀系统——心的桥梁。面向银行客户经理，提供生日提醒、祝福辅助、维护记录与家属关系管理。</w:t>
       </w:r>
     </w:p>
     <w:tbl>
@@ -5949,7 +5949,7 @@
           <w:i w:val="0"/>
           <w:sz w:val="22"/>
         </w:rPr>
-        <w:t>“客户关怀系统”和“您与客户之间心的桥梁”是什么？</w:t>
+        <w:t>“客户关怀系统”和“心的桥梁”是什么？</w:t>
       </w:r>
     </w:p>
     <w:p>
@@ -5963,7 +5963,7 @@
           <w:i w:val="0"/>
           <w:sz w:val="22"/>
         </w:rPr>
-        <w:t>“客户关怀系统”是产品定位，说明它是一款客户关怀工具；“您与客户之间心的桥梁”是品牌 slogan，解释“心桥”名字的含义，两者常驻展示在应用顶部标题区。</w:t>
+        <w:t>“客户关怀系统”是产品定位，说明它是一款客户关怀工具；“心的桥梁”是品牌 slogan，解释“心桥”名字的含义，两者常驻展示在应用顶部标题区。</w:t>
       </w:r>
     </w:p>
     <w:p>
@@ -6153,7 +6153,7 @@
                 <w:i w:val="0"/>
                 <w:sz w:val="21"/>
               </w:rPr>
-              <w:t>客户生日关怀助手（品牌口号：为你搭建与客户之间心的桥梁）</w:t>
+              <w:t>客户关怀系统（品牌 slogan：心的桥梁）</w:t>
             </w:r>
           </w:p>
         </w:tc>

--- a/docs/心桥_产品使用文档.docx
+++ b/docs/心桥_产品使用文档.docx
@@ -5123,7 +5123,7 @@
           <w:i w:val="0"/>
           <w:sz w:val="22"/>
         </w:rPr>
-        <w:t>设置页按类别分组展示，共四组：账户与团队、数据管理、提醒设置、帮助与关于。</w:t>
+        <w:t>设置页按类别分组展示，共三组：账户与团队、数据管理、提醒设置。</w:t>
       </w:r>
     </w:p>
     <w:p>
@@ -5412,21 +5412,7 @@
         <w:pStyle w:val="Heading2"/>
       </w:pPr>
       <w:r>
-        <w:t>8.5  帮助与关于</w:t>
-      </w:r>
-    </w:p>
-    <w:p>
-      <w:pPr>
-        <w:spacing w:before="0" w:after="120" w:line="300" w:lineRule="auto"/>
-      </w:pPr>
-      <w:r>
-        <w:rPr>
-          <w:rFonts w:ascii="Calibri" w:hAnsi="Calibri" w:eastAsia="宋体"/>
-          <w:b w:val="0"/>
-          <w:i w:val="0"/>
-          <w:sz w:val="22"/>
-        </w:rPr>
-        <w:t>用户手册（PDF）：点击“查看 / 下载”可打开最新版完整使用手册，包含产品定位（客户关怀系统）、品牌 slogan（心的桥梁）与全部功能介绍；PDF 为独立文件，通过链接打开或下载，不占用应用本身体积。</w:t>
+        <w:t>8.5  隐私与版权</w:t>
       </w:r>
     </w:p>
     <w:p>
@@ -5454,7 +5440,7 @@
           <w:i w:val="0"/>
           <w:sz w:val="22"/>
         </w:rPr>
-        <w:t>关于心桥：心桥 · 客户关怀系统——心的桥梁。面向银行客户经理，提供生日提醒、祝福辅助、维护记录与家属关系管理。</w:t>
+        <w:t>设置页底部保留创作者标识“Powered by Ninkoro.com”。最新版完整用户手册以 PDF 形式独立发布（https://xinqiao.ninkoro.com/心桥_产品使用文档.pdf），不占用应用本身体积。</w:t>
       </w:r>
     </w:p>
     <w:tbl>
@@ -5504,7 +5490,7 @@
                 <w:i w:val="0"/>
                 <w:sz w:val="22"/>
               </w:rPr>
-              <w:t>设置项按“账户 / 数据 / 提醒 / 帮助”分组，让高频操作（导出、导入）与低频操作（清空、关于）各归其位。用户名与团队为后续日报汇总铺路，Header 问候则让工具更有“自己的”感觉。用户手册以 PDF 形式外链查看，保持应用轻量化。</w:t>
+              <w:t>设置项按“账户 / 数据 / 提醒”分组，让高频操作（导出、导入）与低频操作（清空）各归其位，界面保持精简；用户名与团队为后续日报汇总铺路，Header 问候则让工具更有“自己的”感觉。</w:t>
             </w:r>
           </w:p>
         </w:tc>
@@ -5935,7 +5921,7 @@
           <w:i w:val="0"/>
           <w:sz w:val="22"/>
         </w:rPr>
-        <w:t>进入“设置 → 帮助与关于 → 用户手册（PDF）”，点击“查看 / 下载”即可打开或保存最新版完整使用手册。</w:t>
+        <w:t>最新版完整使用手册以 PDF 形式发布：https://xinqiao.ninkoro.com/心桥_产品使用文档.pdf，可直接打开或保存。</w:t>
       </w:r>
     </w:p>
     <w:p>
@@ -6841,7 +6827,7 @@
                 <w:i w:val="0"/>
                 <w:sz w:val="21"/>
               </w:rPr>
-              <w:t>设置 → 帮助与关于 → 用户手册（PDF）</w:t>
+              <w:t>https://xinqiao.ninkoro.com/心桥_产品使用文档.pdf</w:t>
             </w:r>
           </w:p>
         </w:tc>

--- a/docs/心桥_产品使用文档.docx
+++ b/docs/心桥_产品使用文档.docx
@@ -1786,7 +1786,7 @@
           <w:i w:val="0"/>
           <w:sz w:val="22"/>
         </w:rPr>
-        <w:t>筛选：按等级（A/B/C）、时间（今日生日 / 未来 7 天 / 本月生日）、行业组合筛选；</w:t>
+        <w:t>排序：默认按“距离生日倒计时”正序排列，最近过生日的客户排在最前；</w:t>
       </w:r>
     </w:p>
     <w:p>
@@ -1805,7 +1805,45 @@
           <w:i w:val="0"/>
           <w:sz w:val="22"/>
         </w:rPr>
-        <w:t>星标：列表行可一键设为星标，星标客户自动置顶，并可通过“星标”筛选单独查看；</w:t>
+        <w:t>分页：每页展示 20 位客户，底部提供“上一页 / 下一页”与页码，并统计客户总数；</w:t>
+      </w:r>
+    </w:p>
+    <w:p>
+      <w:pPr>
+        <w:spacing w:after="80" w:line="300" w:lineRule="auto"/>
+        <w:numPr>
+          <w:ilvl w:val="0"/>
+          <w:numId w:val="100"/>
+        </w:numPr>
+        <w:ind w:left="540" w:hanging="270"/>
+      </w:pPr>
+      <w:r>
+        <w:rPr>
+          <w:rFonts w:ascii="Calibri" w:hAnsi="Calibri" w:eastAsia="宋体"/>
+          <w:b w:val="0"/>
+          <w:i w:val="0"/>
+          <w:sz w:val="22"/>
+        </w:rPr>
+        <w:t>筛选：时间（今日生日 / 未来 7 天 / 本月生日）用快捷按钮，其余条件整合为下拉菜单——等级、行业、星标、生日月份、星座、属相，可组合使用，方便按月份/星座/属相批量准备礼物；</w:t>
+      </w:r>
+    </w:p>
+    <w:p>
+      <w:pPr>
+        <w:spacing w:after="80" w:line="300" w:lineRule="auto"/>
+        <w:numPr>
+          <w:ilvl w:val="0"/>
+          <w:numId w:val="100"/>
+        </w:numPr>
+        <w:ind w:left="540" w:hanging="270"/>
+      </w:pPr>
+      <w:r>
+        <w:rPr>
+          <w:rFonts w:ascii="Calibri" w:hAnsi="Calibri" w:eastAsia="宋体"/>
+          <w:b w:val="0"/>
+          <w:i w:val="0"/>
+          <w:sz w:val="22"/>
+        </w:rPr>
+        <w:t>星标：列表行可一键设为星标，可通过“星标”筛选单独查看重点客户；</w:t>
       </w:r>
     </w:p>
     <w:p>
@@ -5153,7 +5191,29 @@
         <w:pStyle w:val="Heading2"/>
       </w:pPr>
       <w:r>
-        <w:t>8.2  数据管理</w:t>
+        <w:t>8.2  演示模式</w:t>
+      </w:r>
+    </w:p>
+    <w:p>
+      <w:pPr>
+        <w:spacing w:before="0" w:after="120" w:line="300" w:lineRule="auto"/>
+      </w:pPr>
+      <w:r>
+        <w:rPr>
+          <w:rFonts w:ascii="Calibri" w:hAnsi="Calibri" w:eastAsia="宋体"/>
+          <w:b w:val="0"/>
+          <w:i w:val="0"/>
+          <w:sz w:val="22"/>
+        </w:rPr>
+        <w:t>开启演示模式后，应用会加载内置的演示数据（34 位客户，含家属关系、维护记录、星标与生日画像标签），用于快速体验每一项功能；演示数据与您的真实数据完全隔离（分别存储），关闭演示模式后自动恢复您的数据，互不影响。</w:t>
+      </w:r>
+    </w:p>
+    <w:p>
+      <w:pPr>
+        <w:pStyle w:val="Heading2"/>
+      </w:pPr>
+      <w:r>
+        <w:t>8.3  数据管理</w:t>
       </w:r>
     </w:p>
     <w:p>
@@ -5256,7 +5316,7 @@
         <w:pStyle w:val="Heading2"/>
       </w:pPr>
       <w:r>
-        <w:t>8.3  清空所有数据（三次确认）</w:t>
+        <w:t>8.4  清空所有数据（三次确认）</w:t>
       </w:r>
     </w:p>
     <w:p>
@@ -5390,7 +5450,7 @@
         <w:pStyle w:val="Heading2"/>
       </w:pPr>
       <w:r>
-        <w:t>8.4  提醒设置</w:t>
+        <w:t>8.5  提醒设置</w:t>
       </w:r>
     </w:p>
     <w:p>
@@ -5412,7 +5472,7 @@
         <w:pStyle w:val="Heading2"/>
       </w:pPr>
       <w:r>
-        <w:t>8.5  隐私与版权</w:t>
+        <w:t>8.6  隐私与版权</w:t>
       </w:r>
     </w:p>
     <w:p>
@@ -5894,6 +5954,34 @@
           <w:sz w:val="22"/>
         </w:rPr>
         <w:t>进入“设置 → 账户与团队”，填写当前用户名与所属团队，离开输入框即自动保存；顶部标题区会显示“Hi，用户名”问候。</w:t>
+      </w:r>
+    </w:p>
+    <w:p>
+      <w:pPr>
+        <w:spacing w:before="120" w:after="40"/>
+      </w:pPr>
+      <w:r>
+        <w:rPr>
+          <w:rFonts w:ascii="Calibri" w:hAnsi="Calibri" w:eastAsia="宋体"/>
+          <w:b/>
+          <w:i w:val="0"/>
+          <w:sz w:val="22"/>
+        </w:rPr>
+        <w:t>如何体验演示数据？</w:t>
+      </w:r>
+    </w:p>
+    <w:p>
+      <w:pPr>
+        <w:spacing w:before="0" w:after="120" w:line="300" w:lineRule="auto"/>
+      </w:pPr>
+      <w:r>
+        <w:rPr>
+          <w:rFonts w:ascii="Calibri" w:hAnsi="Calibri" w:eastAsia="宋体"/>
+          <w:b w:val="0"/>
+          <w:i w:val="0"/>
+          <w:sz w:val="22"/>
+        </w:rPr>
+        <w:t>进入“设置 → 演示模式”开启开关，应用即加载内置演示数据（含家属关系、维护记录与生日画像标签）；演示数据与真实数据完全隔离，关闭后自动恢复您的数据。</w:t>
       </w:r>
     </w:p>
     <w:p>
@@ -6801,6 +6889,61 @@
                 <w:i w:val="0"/>
                 <w:sz w:val="21"/>
               </w:rPr>
+              <w:t>开启演示模式</w:t>
+            </w:r>
+          </w:p>
+        </w:tc>
+        <w:tc>
+          <w:tcPr>
+            <w:tcW w:type="dxa" w:w="5904"/>
+            <w:vAlign w:val="center"/>
+            <w:tcMar>
+              <w:top w:w="80" w:type="dxa"/>
+              <w:bottom w:w="80" w:type="dxa"/>
+              <w:start w:w="120" w:type="dxa"/>
+              <w:end w:w="120" w:type="dxa"/>
+            </w:tcMar>
+          </w:tcPr>
+          <w:p>
+            <w:pPr>
+              <w:spacing w:before="40" w:after="40" w:line="264" w:lineRule="auto"/>
+            </w:pPr>
+            <w:r>
+              <w:rPr>
+                <w:rFonts w:ascii="Calibri" w:hAnsi="Calibri" w:eastAsia="宋体"/>
+                <w:b w:val="0"/>
+                <w:i w:val="0"/>
+                <w:sz w:val="21"/>
+              </w:rPr>
+              <w:t>设置 → 演示模式</w:t>
+            </w:r>
+          </w:p>
+        </w:tc>
+      </w:tr>
+      <w:tr>
+        <w:trPr/>
+        <w:tc>
+          <w:tcPr>
+            <w:tcW w:type="dxa" w:w="3456"/>
+            <w:vAlign w:val="center"/>
+            <w:tcMar>
+              <w:top w:w="80" w:type="dxa"/>
+              <w:bottom w:w="80" w:type="dxa"/>
+              <w:start w:w="120" w:type="dxa"/>
+              <w:end w:w="120" w:type="dxa"/>
+            </w:tcMar>
+          </w:tcPr>
+          <w:p>
+            <w:pPr>
+              <w:spacing w:before="40" w:after="40" w:line="264" w:lineRule="auto"/>
+            </w:pPr>
+            <w:r>
+              <w:rPr>
+                <w:rFonts w:ascii="Calibri" w:hAnsi="Calibri" w:eastAsia="宋体"/>
+                <w:b w:val="0"/>
+                <w:i w:val="0"/>
+                <w:sz w:val="21"/>
+              </w:rPr>
               <w:t>查看用户手册</w:t>
             </w:r>
           </w:p>
@@ -7158,6 +7301,61 @@
                 <w:sz w:val="21"/>
               </w:rPr>
               <w:t>客户 → 星标筛选</w:t>
+            </w:r>
+          </w:p>
+        </w:tc>
+      </w:tr>
+      <w:tr>
+        <w:trPr/>
+        <w:tc>
+          <w:tcPr>
+            <w:tcW w:type="dxa" w:w="3456"/>
+            <w:vAlign w:val="center"/>
+            <w:tcMar>
+              <w:top w:w="80" w:type="dxa"/>
+              <w:bottom w:w="80" w:type="dxa"/>
+              <w:start w:w="120" w:type="dxa"/>
+              <w:end w:w="120" w:type="dxa"/>
+            </w:tcMar>
+          </w:tcPr>
+          <w:p>
+            <w:pPr>
+              <w:spacing w:before="40" w:after="40" w:line="264" w:lineRule="auto"/>
+            </w:pPr>
+            <w:r>
+              <w:rPr>
+                <w:rFonts w:ascii="Calibri" w:hAnsi="Calibri" w:eastAsia="宋体"/>
+                <w:b w:val="0"/>
+                <w:i w:val="0"/>
+                <w:sz w:val="21"/>
+              </w:rPr>
+              <w:t>按生日月份/星座/属相筛选</w:t>
+            </w:r>
+          </w:p>
+        </w:tc>
+        <w:tc>
+          <w:tcPr>
+            <w:tcW w:type="dxa" w:w="5904"/>
+            <w:vAlign w:val="center"/>
+            <w:tcMar>
+              <w:top w:w="80" w:type="dxa"/>
+              <w:bottom w:w="80" w:type="dxa"/>
+              <w:start w:w="120" w:type="dxa"/>
+              <w:end w:w="120" w:type="dxa"/>
+            </w:tcMar>
+          </w:tcPr>
+          <w:p>
+            <w:pPr>
+              <w:spacing w:before="40" w:after="40" w:line="264" w:lineRule="auto"/>
+            </w:pPr>
+            <w:r>
+              <w:rPr>
+                <w:rFonts w:ascii="Calibri" w:hAnsi="Calibri" w:eastAsia="宋体"/>
+                <w:b w:val="0"/>
+                <w:i w:val="0"/>
+                <w:sz w:val="21"/>
+              </w:rPr>
+              <w:t>客户 → 下拉筛选（生日月份 / 星座 / 属相）</w:t>
             </w:r>
           </w:p>
         </w:tc>

--- a/docs/心桥_产品使用文档.docx
+++ b/docs/心桥_产品使用文档.docx
@@ -4274,7 +4274,7 @@
         <w:drawing>
           <wp:inline xmlns:a="http://schemas.openxmlformats.org/drawingml/2006/main" xmlns:pic="http://schemas.openxmlformats.org/drawingml/2006/picture">
             <wp:extent cx="1920240" cy="4023360"/>
-            <wp:docPr id="9" name="Picture 9" descr="图 9  提醒页（提前 7 天 + 当天提醒）"/>
+            <wp:docPr id="9" name="Picture 9" descr="图 9  提醒页（提前 7 天提醒与家属生日）"/>
             <wp:cNvGraphicFramePr>
               <a:graphicFrameLocks noChangeAspect="1"/>
             </wp:cNvGraphicFramePr>
@@ -4312,7 +4312,7 @@
         <w:jc w:val="center"/>
       </w:pPr>
       <w:r>
-        <w:t>图 9  提醒页（提前 7 天 + 当天提醒）</w:t>
+        <w:t>图 9  提醒页（提前 7 天提醒与家属生日）</w:t>
       </w:r>
     </w:p>
     <w:p>
@@ -4359,6 +4359,59 @@
         <w:t>生日当天，A 类客户在提醒页按 09:00、10:00、14:00 三个时间点展示提醒。完成联系后点击“标记已联系”，状态变为“已联系”。</w:t>
       </w:r>
     </w:p>
+    <w:tbl>
+      <w:tblPr>
+        <w:tblStyle w:val="TableGrid"/>
+        <w:tblW w:type="dxa" w:w="9360"/>
+        <w:jc w:val="left"/>
+        <w:tblLayout w:type="fixed"/>
+        <w:tblLook w:firstColumn="1" w:firstRow="1" w:lastColumn="0" w:lastRow="0" w:noHBand="0" w:noVBand="1" w:val="04A0"/>
+        <w:tblInd w:type="dxa" w:w="120"/>
+      </w:tblPr>
+      <w:tblGrid>
+        <w:gridCol w:w="9360"/>
+      </w:tblGrid>
+      <w:tr>
+        <w:trPr/>
+        <w:tc>
+          <w:tcPr>
+            <w:tcW w:type="dxa" w:w="9360"/>
+            <w:shd w:val="clear" w:color="auto" w:fill="F4F6F9"/>
+            <w:vAlign w:val="center"/>
+            <w:tcMar>
+              <w:top w:w="80" w:type="dxa"/>
+              <w:bottom w:w="80" w:type="dxa"/>
+              <w:start w:w="120" w:type="dxa"/>
+              <w:end w:w="120" w:type="dxa"/>
+            </w:tcMar>
+          </w:tcPr>
+          <w:p>
+            <w:pPr>
+              <w:spacing w:before="80" w:after="80" w:line="300" w:lineRule="auto"/>
+            </w:pPr>
+            <w:r>
+              <w:rPr>
+                <w:rFonts w:ascii="Calibri" w:hAnsi="Calibri" w:eastAsia="宋体"/>
+                <w:b/>
+                <w:i w:val="0"/>
+                <w:color w:val="0B2545"/>
+                <w:sz w:val="22"/>
+              </w:rPr>
+              <w:t>暂缓上线：</w:t>
+            </w:r>
+            <w:r>
+              <w:rPr>
+                <w:rFonts w:ascii="Calibri" w:hAnsi="Calibri" w:eastAsia="宋体"/>
+                <w:b w:val="0"/>
+                <w:i w:val="0"/>
+                <w:sz w:val="22"/>
+              </w:rPr>
+              <w:t>“当天提醒（A 类客户三次）”因当前为纯网页应用、暂无系统通知权限，无法真正定时触达，暂缓上线；待接入推送/通知能力后再恢复。本段功能说明保留供后续参考。</w:t>
+            </w:r>
+          </w:p>
+        </w:tc>
+      </w:tr>
+    </w:tbl>
     <w:p>
       <w:pPr>
         <w:pStyle w:val="Heading2"/>
@@ -4381,6 +4434,59 @@
         <w:t>可在“设置 → 提醒设置”中分别开启或关闭“提前 7 天提醒”与“当天提醒”。</w:t>
       </w:r>
     </w:p>
+    <w:tbl>
+      <w:tblPr>
+        <w:tblStyle w:val="TableGrid"/>
+        <w:tblW w:type="dxa" w:w="9360"/>
+        <w:jc w:val="left"/>
+        <w:tblLayout w:type="fixed"/>
+        <w:tblLook w:firstColumn="1" w:firstRow="1" w:lastColumn="0" w:lastRow="0" w:noHBand="0" w:noVBand="1" w:val="04A0"/>
+        <w:tblInd w:type="dxa" w:w="120"/>
+      </w:tblPr>
+      <w:tblGrid>
+        <w:gridCol w:w="9360"/>
+      </w:tblGrid>
+      <w:tr>
+        <w:trPr/>
+        <w:tc>
+          <w:tcPr>
+            <w:tcW w:type="dxa" w:w="9360"/>
+            <w:shd w:val="clear" w:color="auto" w:fill="F4F6F9"/>
+            <w:vAlign w:val="center"/>
+            <w:tcMar>
+              <w:top w:w="80" w:type="dxa"/>
+              <w:bottom w:w="80" w:type="dxa"/>
+              <w:start w:w="120" w:type="dxa"/>
+              <w:end w:w="120" w:type="dxa"/>
+            </w:tcMar>
+          </w:tcPr>
+          <w:p>
+            <w:pPr>
+              <w:spacing w:before="80" w:after="80" w:line="300" w:lineRule="auto"/>
+            </w:pPr>
+            <w:r>
+              <w:rPr>
+                <w:rFonts w:ascii="Calibri" w:hAnsi="Calibri" w:eastAsia="宋体"/>
+                <w:b/>
+                <w:i w:val="0"/>
+                <w:color w:val="0B2545"/>
+                <w:sz w:val="22"/>
+              </w:rPr>
+              <w:t>暂缓上线：</w:t>
+            </w:r>
+            <w:r>
+              <w:rPr>
+                <w:rFonts w:ascii="Calibri" w:hAnsi="Calibri" w:eastAsia="宋体"/>
+                <w:b w:val="0"/>
+                <w:i w:val="0"/>
+                <w:sz w:val="22"/>
+              </w:rPr>
+              <w:t>设置页的“提醒设置”板块已随“当天提醒”一并暂缓移除；“提前 7 天提醒”保持默认开启，首页与提醒页仍会正常展示。</w:t>
+            </w:r>
+          </w:p>
+        </w:tc>
+      </w:tr>
+    </w:tbl>
     <w:tbl>
       <w:tblPr>
         <w:tblStyle w:val="TableGrid"/>
@@ -5161,7 +5267,7 @@
           <w:i w:val="0"/>
           <w:sz w:val="22"/>
         </w:rPr>
-        <w:t>设置页按类别分组展示，共三组：账户与团队、数据管理、提醒设置。</w:t>
+        <w:t>设置页按类别分组展示，共三组：账户与团队、演示模式、数据管理。</w:t>
       </w:r>
     </w:p>
     <w:p>
@@ -5467,6 +5573,59 @@
         <w:t>可分别开关“提前 7 天提醒”与“当天提醒（A 类客户）”，设置自动保存在本机。</w:t>
       </w:r>
     </w:p>
+    <w:tbl>
+      <w:tblPr>
+        <w:tblStyle w:val="TableGrid"/>
+        <w:tblW w:type="dxa" w:w="9360"/>
+        <w:jc w:val="left"/>
+        <w:tblLayout w:type="fixed"/>
+        <w:tblLook w:firstColumn="1" w:firstRow="1" w:lastColumn="0" w:lastRow="0" w:noHBand="0" w:noVBand="1" w:val="04A0"/>
+        <w:tblInd w:type="dxa" w:w="120"/>
+      </w:tblPr>
+      <w:tblGrid>
+        <w:gridCol w:w="9360"/>
+      </w:tblGrid>
+      <w:tr>
+        <w:trPr/>
+        <w:tc>
+          <w:tcPr>
+            <w:tcW w:type="dxa" w:w="9360"/>
+            <w:shd w:val="clear" w:color="auto" w:fill="F4F6F9"/>
+            <w:vAlign w:val="center"/>
+            <w:tcMar>
+              <w:top w:w="80" w:type="dxa"/>
+              <w:bottom w:w="80" w:type="dxa"/>
+              <w:start w:w="120" w:type="dxa"/>
+              <w:end w:w="120" w:type="dxa"/>
+            </w:tcMar>
+          </w:tcPr>
+          <w:p>
+            <w:pPr>
+              <w:spacing w:before="80" w:after="80" w:line="300" w:lineRule="auto"/>
+            </w:pPr>
+            <w:r>
+              <w:rPr>
+                <w:rFonts w:ascii="Calibri" w:hAnsi="Calibri" w:eastAsia="宋体"/>
+                <w:b/>
+                <w:i w:val="0"/>
+                <w:color w:val="0B2545"/>
+                <w:sz w:val="22"/>
+              </w:rPr>
+              <w:t>暂缓上线：</w:t>
+            </w:r>
+            <w:r>
+              <w:rPr>
+                <w:rFonts w:ascii="Calibri" w:hAnsi="Calibri" w:eastAsia="宋体"/>
+                <w:b w:val="0"/>
+                <w:i w:val="0"/>
+                <w:sz w:val="22"/>
+              </w:rPr>
+              <w:t>因网页应用暂无系统通知权限，“当天提醒（A 类客户三次）”暂缓上线，设置页的“提醒设置”板块已随之移除；“提前 7 天提醒”保持默认开启。本段功能说明保留供后续接入推送能力后恢复。</w:t>
+            </w:r>
+          </w:p>
+        </w:tc>
+      </w:tr>
+    </w:tbl>
     <w:p>
       <w:pPr>
         <w:pStyle w:val="Heading2"/>
@@ -5729,7 +5888,7 @@
           <w:i w:val="0"/>
           <w:sz w:val="22"/>
         </w:rPr>
-        <w:t>iOS 网页 App 不支持系统级推送，请每天打开应用查看首页与提醒页；Android 与桌面端 PWA 同样以打开应用查看提醒为主。</w:t>
+        <w:t>当前版本不提供系统级推送；“当天提醒（A 类客户三次）”因暂无系统通知权限暂缓上线。请每天打开应用，以首页与提醒页的“提前 7 天提醒”为主；Android 与桌面端 PWA 同样以打开应用查看提醒为主。</w:t>
       </w:r>
     </w:p>
     <w:p>
